--- a/src/Tests/Inputs/agendas-minutes/15/input.docx
+++ b/src/Tests/Inputs/agendas-minutes/15/input.docx
@@ -1,6 +1,6 @@
 
 <file path=word/document.xml><?xml version="1.0" encoding="utf-8"?>
-<w:document xmlns:wpc="http://schemas.microsoft.com/office/word/2010/wordprocessingCanvas" xmlns:cx="http://schemas.microsoft.com/office/drawing/2014/chartex" xmlns:cx1="http://schemas.microsoft.com/office/drawing/2015/9/8/chartex" xmlns:cx2="http://schemas.microsoft.com/office/drawing/2015/10/21/chartex" xmlns:cx3="http://schemas.microsoft.com/office/drawing/2016/5/9/chartex" xmlns:cx4="http://schemas.microsoft.com/office/drawing/2016/5/10/chartex" xmlns:cx5="http://schemas.microsoft.com/office/drawing/2016/5/11/chartex" xmlns:cx6="http://schemas.microsoft.com/office/drawing/2016/5/12/chartex" xmlns:cx7="http://schemas.microsoft.com/office/drawing/2016/5/13/chartex" xmlns:cx8="http://schemas.microsoft.com/office/drawing/2016/5/14/chartex" xmlns:mc="http://schemas.openxmlformats.org/markup-compatibility/2006" xmlns:aink="http://schemas.microsoft.com/office/drawing/2016/ink" xmlns:am3d="http://schemas.microsoft.com/office/drawing/2017/model3d" xmlns:o="urn:schemas-microsoft-com:office:office" xmlns:oel="http://schemas.microsoft.com/office/2019/extlst" xmlns:r="http://schemas.openxmlformats.org/officeDocument/2006/relationships" xmlns:m="http://schemas.openxmlformats.org/officeDocument/2006/math" xmlns:v="urn:schemas-microsoft-com:vml" xmlns:wp14="http://schemas.microsoft.com/office/word/2010/wordprocessingDrawing" xmlns:wp="http://schemas.openxmlformats.org/drawingml/2006/wordprocessingDrawing" xmlns:w10="urn:schemas-microsoft-com:office:word" xmlns:w="http://schemas.openxmlformats.org/wordprocessingml/2006/main" xmlns:w14="http://schemas.microsoft.com/office/word/2010/wordml" xmlns:w15="http://schemas.microsoft.com/office/word/2012/wordml" xmlns:w16cex="http://schemas.microsoft.com/office/word/2018/wordml/cex" xmlns:w16cid="http://schemas.microsoft.com/office/word/2016/wordml/cid" xmlns:w16="http://schemas.microsoft.com/office/word/2018/wordml" xmlns:w16sdtdh="http://schemas.microsoft.com/office/word/2020/wordml/sdtdatahash" xmlns:w16se="http://schemas.microsoft.com/office/word/2015/wordml/symex" xmlns:wpg="http://schemas.microsoft.com/office/word/2010/wordprocessingGroup" xmlns:wpi="http://schemas.microsoft.com/office/word/2010/wordprocessingInk" xmlns:wne="http://schemas.microsoft.com/office/word/2006/wordml" xmlns:wps="http://schemas.microsoft.com/office/word/2010/wordprocessingShape" mc:Ignorable="w14 w15 w16se w16cid w16 w16cex w16sdtdh wp14">
+<w:document xmlns:a="http://schemas.openxmlformats.org/drawingml/2006/main" xmlns:adec="http://schemas.microsoft.com/office/drawing/2017/decorative" xmlns:wpc="http://schemas.microsoft.com/office/word/2010/wordprocessingCanvas" xmlns:cx="http://schemas.microsoft.com/office/drawing/2014/chartex" xmlns:cx1="http://schemas.microsoft.com/office/drawing/2015/9/8/chartex" xmlns:cx2="http://schemas.microsoft.com/office/drawing/2015/10/21/chartex" xmlns:cx3="http://schemas.microsoft.com/office/drawing/2016/5/9/chartex" xmlns:cx4="http://schemas.microsoft.com/office/drawing/2016/5/10/chartex" xmlns:cx5="http://schemas.microsoft.com/office/drawing/2016/5/11/chartex" xmlns:cx6="http://schemas.microsoft.com/office/drawing/2016/5/12/chartex" xmlns:cx7="http://schemas.microsoft.com/office/drawing/2016/5/13/chartex" xmlns:cx8="http://schemas.microsoft.com/office/drawing/2016/5/14/chartex" xmlns:mc="http://schemas.openxmlformats.org/markup-compatibility/2006" xmlns:aink="http://schemas.microsoft.com/office/drawing/2016/ink" xmlns:am3d="http://schemas.microsoft.com/office/drawing/2017/model3d" xmlns:o="urn:schemas-microsoft-com:office:office" xmlns:oel="http://schemas.microsoft.com/office/2019/extlst" xmlns:r="http://schemas.openxmlformats.org/officeDocument/2006/relationships" xmlns:m="http://schemas.openxmlformats.org/officeDocument/2006/math" xmlns:v="urn:schemas-microsoft-com:vml" xmlns:wp14="http://schemas.microsoft.com/office/word/2010/wordprocessingDrawing" xmlns:wp="http://schemas.openxmlformats.org/drawingml/2006/wordprocessingDrawing" xmlns:w10="urn:schemas-microsoft-com:office:word" xmlns:w="http://schemas.openxmlformats.org/wordprocessingml/2006/main" xmlns:w14="http://schemas.microsoft.com/office/word/2010/wordml" xmlns:w15="http://schemas.microsoft.com/office/word/2012/wordml" xmlns:w16cex="http://schemas.microsoft.com/office/word/2018/wordml/cex" xmlns:w16cid="http://schemas.microsoft.com/office/word/2016/wordml/cid" xmlns:w16="http://schemas.microsoft.com/office/word/2018/wordml" xmlns:w16sdtdh="http://schemas.microsoft.com/office/word/2020/wordml/sdtdatahash" xmlns:w16se="http://schemas.microsoft.com/office/word/2015/wordml/symex" xmlns:wpg="http://schemas.microsoft.com/office/word/2010/wordprocessingGroup" xmlns:wpi="http://schemas.microsoft.com/office/word/2010/wordprocessingInk" xmlns:wne="http://schemas.microsoft.com/office/word/2006/wordml" xmlns:wps="http://schemas.microsoft.com/office/word/2010/wordprocessingShape" mc:Ignorable="w14 w15 w16se w16cid w16 w16cex w16sdtdh wp14">
   <w:body>
     <w:p>
       <w:pPr>
@@ -13,7 +13,7 @@
         <mc:AlternateContent>
           <mc:Choice Requires="wpg">
             <w:drawing>
-              <wp:anchor distT="0" distB="0" distL="114300" distR="114300" simplePos="0" relativeHeight="251663360" behindDoc="1" locked="1" layoutInCell="1" allowOverlap="1" wp14:anchorId="7D3A26ED" wp14:editId="6052FC96">
+              <wp:anchor distT="0" distB="0" distL="114300" distR="114300" simplePos="0" relativeHeight="251663360" behindDoc="1" locked="1" layoutInCell="1" allowOverlap="1" wp14:editId="6052FC96" wp14:anchorId="7D3A26ED">
                 <wp:simplePos x="0" y="0"/>
                 <wp:positionH relativeFrom="column">
                   <wp:posOffset>-914400</wp:posOffset>
@@ -190,8 +190,8 @@
           </mc:Choice>
           <mc:Fallback>
             <w:pict>
-              <v:group w14:anchorId="7D3A26ED" id="Group 2" o:spid="_x0000_s1026" alt="&quot;&quot;" style="position:absolute;margin-left:-1in;margin-top:-36pt;width:612pt;height:792.1pt;z-index:-251653120;mso-width-relative:margin;mso-height-relative:margin" coordorigin="1447" coordsize="77724,100584" o:gfxdata="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">
-                <v:rect id="Rectangle 1" o:spid="_x0000_s1027" style="position:absolute;left:1447;width:77724;height:100584;visibility:visible;mso-wrap-style:square;v-text-anchor:middle" o:gfxdata="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" fillcolor="#ecf2da [665]" stroked="f" strokeweight="1pt">
+              <v:group id="Group 2" style="position:absolute;margin-left:-1in;margin-top:-36pt;width:612pt;height:792.1pt;z-index:-251653120;mso-width-relative:margin;mso-height-relative:margin" alt="&quot;&quot;" coordsize="77724,100584" coordorigin="1447" o:spid="_x0000_s1026" o:gfxdata="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" w14:anchorId="7D3A26ED">
+                <v:rect id="Rectangle 1" style="position:absolute;left:1447;width:77724;height:100584;visibility:visible;mso-wrap-style:square;v-text-anchor:middle" o:spid="_x0000_s1027" fillcolor="#ecf2da [665]" stroked="f" strokeweight="1pt" o:gfxdata="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">
                   <v:textbox>
                     <w:txbxContent>
                       <w:p>
@@ -202,8 +202,8 @@
                     </w:txbxContent>
                   </v:textbox>
                 </v:rect>
-                <v:rect id="Rectangle 3" o:spid="_x0000_s1028" style="position:absolute;left:1447;top:71161;width:77724;height:29408;visibility:visible;mso-wrap-style:square;v-text-anchor:middle" o:gfxdata="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" fillcolor="#dae6b6 [1305]" stroked="f" strokeweight="1pt"/>
-                <v:line id="Straight Connector 4" o:spid="_x0000_s1029" style="position:absolute;visibility:visible;mso-wrap-style:square" from="1447,23749" to="45433,23749" o:connectortype="straight" o:gfxdata="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" strokecolor="#7d9532 [2409]" strokeweight="1.5pt">
+                <v:rect id="Rectangle 3" style="position:absolute;left:1447;top:71161;width:77724;height:29408;visibility:visible;mso-wrap-style:square;v-text-anchor:middle" o:spid="_x0000_s1028" fillcolor="#dae6b6 [1305]" stroked="f" strokeweight="1pt" o:gfxdata="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"/>
+                <v:line id="Straight Connector 4" style="position:absolute;visibility:visible;mso-wrap-style:square" o:spid="_x0000_s1029" strokecolor="#7d9532 [2409]" strokeweight="1.5pt" o:connectortype="straight" o:gfxdata="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" from="1447,23749" to="45433,23749">
                   <v:stroke joinstyle="miter"/>
                 </v:line>
                 <w10:anchorlock/>

--- a/src/Tests/Inputs/agendas-minutes/15/input.docx
+++ b/src/Tests/Inputs/agendas-minutes/15/input.docx
@@ -2485,1216 +2485,6 @@
 </w:styles>
 </file>
 
-<file path=word/glossary/document.xml><?xml version="1.0" encoding="utf-8"?>
-<w:glossaryDocument xmlns:wpc="http://schemas.microsoft.com/office/word/2010/wordprocessingCanvas" xmlns:cx="http://schemas.microsoft.com/office/drawing/2014/chartex" xmlns:cx1="http://schemas.microsoft.com/office/drawing/2015/9/8/chartex" xmlns:cx2="http://schemas.microsoft.com/office/drawing/2015/10/21/chartex" xmlns:cx3="http://schemas.microsoft.com/office/drawing/2016/5/9/chartex" xmlns:cx4="http://schemas.microsoft.com/office/drawing/2016/5/10/chartex" xmlns:cx5="http://schemas.microsoft.com/office/drawing/2016/5/11/chartex" xmlns:cx6="http://schemas.microsoft.com/office/drawing/2016/5/12/chartex" xmlns:cx7="http://schemas.microsoft.com/office/drawing/2016/5/13/chartex" xmlns:cx8="http://schemas.microsoft.com/office/drawing/2016/5/14/chartex" xmlns:mc="http://schemas.openxmlformats.org/markup-compatibility/2006" xmlns:aink="http://schemas.microsoft.com/office/drawing/2016/ink" xmlns:am3d="http://schemas.microsoft.com/office/drawing/2017/model3d" xmlns:o="urn:schemas-microsoft-com:office:office" xmlns:oel="http://schemas.microsoft.com/office/2019/extlst" xmlns:r="http://schemas.openxmlformats.org/officeDocument/2006/relationships" xmlns:m="http://schemas.openxmlformats.org/officeDocument/2006/math" xmlns:v="urn:schemas-microsoft-com:vml" xmlns:wp14="http://schemas.microsoft.com/office/word/2010/wordprocessingDrawing" xmlns:wp="http://schemas.openxmlformats.org/drawingml/2006/wordprocessingDrawing" xmlns:w10="urn:schemas-microsoft-com:office:word" xmlns:w="http://schemas.openxmlformats.org/wordprocessingml/2006/main" xmlns:w14="http://schemas.microsoft.com/office/word/2010/wordml" xmlns:w15="http://schemas.microsoft.com/office/word/2012/wordml" xmlns:w16cex="http://schemas.microsoft.com/office/word/2018/wordml/cex" xmlns:w16cid="http://schemas.microsoft.com/office/word/2016/wordml/cid" xmlns:w16="http://schemas.microsoft.com/office/word/2018/wordml" xmlns:w16sdtdh="http://schemas.microsoft.com/office/word/2020/wordml/sdtdatahash" xmlns:w16se="http://schemas.microsoft.com/office/word/2015/wordml/symex" xmlns:wpg="http://schemas.microsoft.com/office/word/2010/wordprocessingGroup" xmlns:wpi="http://schemas.microsoft.com/office/word/2010/wordprocessingInk" xmlns:wne="http://schemas.microsoft.com/office/word/2006/wordml" xmlns:wps="http://schemas.microsoft.com/office/word/2010/wordprocessingShape" mc:Ignorable="w14 w15 w16se w16cid w16 w16cex w16sdtdh wp14">
-  <w:docParts>
-    <w:docPart>
-      <w:docPartPr>
-        <w:name w:val="B4EC7A693D9C0B4A953813D2C6BC50A1"/>
-        <w:category>
-          <w:name w:val="General"/>
-          <w:gallery w:val="placeholder"/>
-        </w:category>
-        <w:types>
-          <w:type w:val="bbPlcHdr"/>
-        </w:types>
-        <w:behaviors>
-          <w:behavior w:val="content"/>
-        </w:behaviors>
-        <w:guid w:val="{951245A6-CED8-D442-946C-85A5E20ECA7A}"/>
-      </w:docPartPr>
-      <w:docPartBody>
-        <w:p>
-          <w:pPr>
-            <w:pStyle w:val="B4EC7A693D9C0B4A953813D2C6BC50A1"/>
-          </w:pPr>
-          <w:r>
-            <w:t>It’s easy to make this template your own. To replace placeholder text, just select it and start typing. Don’t include space to the right or left of the characters in your selection.</w:t>
-          </w:r>
-        </w:p>
-      </w:docPartBody>
-    </w:docPart>
-    <w:docPart>
-      <w:docPartPr>
-        <w:name w:val="AD2E3657B2AC894DAF61C29D506F48DC"/>
-        <w:category>
-          <w:name w:val="General"/>
-          <w:gallery w:val="placeholder"/>
-        </w:category>
-        <w:types>
-          <w:type w:val="bbPlcHdr"/>
-        </w:types>
-        <w:behaviors>
-          <w:behavior w:val="content"/>
-        </w:behaviors>
-        <w:guid w:val="{D8F3428E-0999-E54D-AE6F-6A9119DFC535}"/>
-      </w:docPartPr>
-      <w:docPartBody>
-        <w:p>
-          <w:pPr>
-            <w:pStyle w:val="AD2E3657B2AC894DAF61C29D506F48DC"/>
-          </w:pPr>
-          <w:r>
-            <w:t>Apply any text formatting you see in this template with just a click from the Home tab, in the Styles group. For example, this text uses the List Number style.</w:t>
-          </w:r>
-        </w:p>
-      </w:docPartBody>
-    </w:docPart>
-    <w:docPart>
-      <w:docPartPr>
-        <w:name w:val="E2378FC1346E0C4D91698696794F2F33"/>
-        <w:category>
-          <w:name w:val="General"/>
-          <w:gallery w:val="placeholder"/>
-        </w:category>
-        <w:types>
-          <w:type w:val="bbPlcHdr"/>
-        </w:types>
-        <w:behaviors>
-          <w:behavior w:val="content"/>
-        </w:behaviors>
-        <w:guid w:val="{63618029-6515-FA4F-8597-FC4F493D38E2}"/>
-      </w:docPartPr>
-      <w:docPartBody>
-        <w:p>
-          <w:pPr>
-            <w:pStyle w:val="E2378FC1346E0C4D91698696794F2F33"/>
-          </w:pPr>
-          <w:r>
-            <w:t>To add a new row at the end of the action items table, just click into the last cell in the last row and then press Tab.</w:t>
-          </w:r>
-        </w:p>
-      </w:docPartBody>
-    </w:docPart>
-    <w:docPart>
-      <w:docPartPr>
-        <w:name w:val="092C09F34A3D6D49A100680D35A17F77"/>
-        <w:category>
-          <w:name w:val="General"/>
-          <w:gallery w:val="placeholder"/>
-        </w:category>
-        <w:types>
-          <w:type w:val="bbPlcHdr"/>
-        </w:types>
-        <w:behaviors>
-          <w:behavior w:val="content"/>
-        </w:behaviors>
-        <w:guid w:val="{65A47990-E794-6D43-8F28-5D8D67B9B056}"/>
-      </w:docPartPr>
-      <w:docPartBody>
-        <w:p>
-          <w:pPr>
-            <w:pStyle w:val="092C09F34A3D6D49A100680D35A17F77"/>
-          </w:pPr>
-          <w:r>
-            <w:t>To add a new row or column anywhere in a table, click in an adjacent row or column to the one you need and then, on the Table Tools Layout tab of the ribbon, click an Insert option.</w:t>
-          </w:r>
-        </w:p>
-      </w:docPartBody>
-    </w:docPart>
-    <w:docPart>
-      <w:docPartPr>
-        <w:name w:val="2A93488497ACEF4DA743F971B89301C7"/>
-        <w:category>
-          <w:name w:val="General"/>
-          <w:gallery w:val="placeholder"/>
-        </w:category>
-        <w:types>
-          <w:type w:val="bbPlcHdr"/>
-        </w:types>
-        <w:behaviors>
-          <w:behavior w:val="content"/>
-        </w:behaviors>
-        <w:guid w:val="{2E6E8C3A-91D4-1F47-B107-66F024468DC0}"/>
-      </w:docPartPr>
-      <w:docPartBody>
-        <w:p>
-          <w:pPr>
-            <w:pStyle w:val="2A93488497ACEF4DA743F971B89301C72"/>
-          </w:pPr>
-          <w:r>
-            <w:t>Owner(s)</w:t>
-          </w:r>
-        </w:p>
-      </w:docPartBody>
-    </w:docPart>
-    <w:docPart>
-      <w:docPartPr>
-        <w:name w:val="B8C2B1FAB575AB4CB36F7E592EA11754"/>
-        <w:category>
-          <w:name w:val="General"/>
-          <w:gallery w:val="placeholder"/>
-        </w:category>
-        <w:types>
-          <w:type w:val="bbPlcHdr"/>
-        </w:types>
-        <w:behaviors>
-          <w:behavior w:val="content"/>
-        </w:behaviors>
-        <w:guid w:val="{94EF7BEC-30F3-604D-9802-B180F8A5C3C1}"/>
-      </w:docPartPr>
-      <w:docPartBody>
-        <w:p>
-          <w:pPr>
-            <w:pStyle w:val="B8C2B1FAB575AB4CB36F7E592EA117542"/>
-          </w:pPr>
-          <w:r>
-            <w:t>Deadline</w:t>
-          </w:r>
-        </w:p>
-      </w:docPartBody>
-    </w:docPart>
-    <w:docPart>
-      <w:docPartPr>
-        <w:name w:val="BC61AA0DC0FAAC45B69578D2C6301F4F"/>
-        <w:category>
-          <w:name w:val="General"/>
-          <w:gallery w:val="placeholder"/>
-        </w:category>
-        <w:types>
-          <w:type w:val="bbPlcHdr"/>
-        </w:types>
-        <w:behaviors>
-          <w:behavior w:val="content"/>
-        </w:behaviors>
-        <w:guid w:val="{5AA50FDE-2A7C-8945-8EAC-01DB5B56E06F}"/>
-      </w:docPartPr>
-      <w:docPartBody>
-        <w:p>
-          <w:pPr>
-            <w:pStyle w:val="BC61AA0DC0FAAC45B69578D2C6301F4F2"/>
-          </w:pPr>
-          <w:r>
-            <w:t>Status</w:t>
-          </w:r>
-        </w:p>
-      </w:docPartBody>
-    </w:docPart>
-    <w:docPart>
-      <w:docPartPr>
-        <w:name w:val="8959FADC27FC5B41B451ED2599D54940"/>
-        <w:category>
-          <w:name w:val="General"/>
-          <w:gallery w:val="placeholder"/>
-        </w:category>
-        <w:types>
-          <w:type w:val="bbPlcHdr"/>
-        </w:types>
-        <w:behaviors>
-          <w:behavior w:val="content"/>
-        </w:behaviors>
-        <w:guid w:val="{71E31FAF-1538-5642-AA2B-A408A32B13F0}"/>
-      </w:docPartPr>
-      <w:docPartBody>
-        <w:p>
-          <w:pPr>
-            <w:pStyle w:val="8959FADC27FC5B41B451ED2599D54940"/>
-          </w:pPr>
-          <w:r>
-            <w:t>Date:</w:t>
-          </w:r>
-        </w:p>
-      </w:docPartBody>
-    </w:docPart>
-    <w:docPart>
-      <w:docPartPr>
-        <w:name w:val="72A721069C976F48BABB4C73C2CD25C3"/>
-        <w:category>
-          <w:name w:val="General"/>
-          <w:gallery w:val="placeholder"/>
-        </w:category>
-        <w:types>
-          <w:type w:val="bbPlcHdr"/>
-        </w:types>
-        <w:behaviors>
-          <w:behavior w:val="content"/>
-        </w:behaviors>
-        <w:guid w:val="{2CF1F898-BB95-4348-9527-F93635AE4743}"/>
-      </w:docPartPr>
-      <w:docPartBody>
-        <w:p>
-          <w:pPr>
-            <w:pStyle w:val="72A721069C976F48BABB4C73C2CD25C3"/>
-          </w:pPr>
-          <w:r>
-            <w:t>Time:</w:t>
-          </w:r>
-        </w:p>
-      </w:docPartBody>
-    </w:docPart>
-    <w:docPart>
-      <w:docPartPr>
-        <w:name w:val="FCFB76AABBCCFF4C8242EEBE8452F948"/>
-        <w:category>
-          <w:name w:val="General"/>
-          <w:gallery w:val="placeholder"/>
-        </w:category>
-        <w:types>
-          <w:type w:val="bbPlcHdr"/>
-        </w:types>
-        <w:behaviors>
-          <w:behavior w:val="content"/>
-        </w:behaviors>
-        <w:guid w:val="{5C1E0361-41C9-7D4B-AF16-5F78ACCFA5A8}"/>
-      </w:docPartPr>
-      <w:docPartBody>
-        <w:p>
-          <w:pPr>
-            <w:pStyle w:val="FCFB76AABBCCFF4C8242EEBE8452F948"/>
-          </w:pPr>
-          <w:r>
-            <w:t>Facilitator:</w:t>
-          </w:r>
-        </w:p>
-      </w:docPartBody>
-    </w:docPart>
-    <w:docPart>
-      <w:docPartPr>
-        <w:name w:val="06EF20D60B7F7F478ABDF266254DA19C"/>
-        <w:category>
-          <w:name w:val="General"/>
-          <w:gallery w:val="placeholder"/>
-        </w:category>
-        <w:types>
-          <w:type w:val="bbPlcHdr"/>
-        </w:types>
-        <w:behaviors>
-          <w:behavior w:val="content"/>
-        </w:behaviors>
-        <w:guid w:val="{16C87E65-CD48-E34D-9D55-2938F63A4F61}"/>
-      </w:docPartPr>
-      <w:docPartBody>
-        <w:p>
-          <w:pPr>
-            <w:pStyle w:val="06EF20D60B7F7F478ABDF266254DA19C"/>
-          </w:pPr>
-          <w:r>
-            <w:t xml:space="preserve">Team </w:t>
-          </w:r>
-          <w:r>
-            <w:t>Meeting minutes</w:t>
-          </w:r>
-        </w:p>
-      </w:docPartBody>
-    </w:docPart>
-    <w:docPart>
-      <w:docPartPr>
-        <w:name w:val="0BD53DC00CBE2C448EDF90EF3A83E497"/>
-        <w:category>
-          <w:name w:val="General"/>
-          <w:gallery w:val="placeholder"/>
-        </w:category>
-        <w:types>
-          <w:type w:val="bbPlcHdr"/>
-        </w:types>
-        <w:behaviors>
-          <w:behavior w:val="content"/>
-        </w:behaviors>
-        <w:guid w:val="{70FD368D-F4DD-1F46-9C97-29314821ADC9}"/>
-      </w:docPartPr>
-      <w:docPartBody>
-        <w:p>
-          <w:pPr>
-            <w:pStyle w:val="0BD53DC00CBE2C448EDF90EF3A83E497"/>
-          </w:pPr>
-          <w:r>
-            <w:t>Location:</w:t>
-          </w:r>
-        </w:p>
-      </w:docPartBody>
-    </w:docPart>
-    <w:docPart>
-      <w:docPartPr>
-        <w:name w:val="BD0561375D7B4440B1DE986F66E09201"/>
-        <w:category>
-          <w:name w:val="General"/>
-          <w:gallery w:val="placeholder"/>
-        </w:category>
-        <w:types>
-          <w:type w:val="bbPlcHdr"/>
-        </w:types>
-        <w:behaviors>
-          <w:behavior w:val="content"/>
-        </w:behaviors>
-        <w:guid w:val="{91AA08AD-86F7-4C55-8B13-AE5199A98905}"/>
-      </w:docPartPr>
-      <w:docPartBody>
-        <w:p>
-          <w:r>
-            <w:t>Conference room</w:t>
-          </w:r>
-        </w:p>
-      </w:docPartBody>
-    </w:docPart>
-    <w:docPart>
-      <w:docPartPr>
-        <w:name w:val="499A82D436E643CB91A2E5D87D47FC72"/>
-        <w:category>
-          <w:name w:val="General"/>
-          <w:gallery w:val="placeholder"/>
-        </w:category>
-        <w:types>
-          <w:type w:val="bbPlcHdr"/>
-        </w:types>
-        <w:behaviors>
-          <w:behavior w:val="content"/>
-        </w:behaviors>
-        <w:guid w:val="{708E397B-1395-45CC-AA6E-7E61FDF29A57}"/>
-      </w:docPartPr>
-      <w:docPartBody>
-        <w:p>
-          <w:r>
-            <w:t>1/9/23</w:t>
-          </w:r>
-        </w:p>
-      </w:docPartBody>
-    </w:docPart>
-    <w:docPart>
-      <w:docPartPr>
-        <w:name w:val="570885AAFC0E42B4BFBC6597059436CD"/>
-        <w:category>
-          <w:name w:val="General"/>
-          <w:gallery w:val="placeholder"/>
-        </w:category>
-        <w:types>
-          <w:type w:val="bbPlcHdr"/>
-        </w:types>
-        <w:behaviors>
-          <w:behavior w:val="content"/>
-        </w:behaviors>
-        <w:guid w:val="{CCCBE916-6278-40E6-896B-4B0477D374B8}"/>
-      </w:docPartPr>
-      <w:docPartBody>
-        <w:p>
-          <w:r>
-            <w:t>9:30 a.m.</w:t>
-          </w:r>
-        </w:p>
-      </w:docPartBody>
-    </w:docPart>
-    <w:docPart>
-      <w:docPartPr>
-        <w:name w:val="C401C302E03E48F0B684E0FC4EC15FCD"/>
-        <w:category>
-          <w:name w:val="General"/>
-          <w:gallery w:val="placeholder"/>
-        </w:category>
-        <w:types>
-          <w:type w:val="bbPlcHdr"/>
-        </w:types>
-        <w:behaviors>
-          <w:behavior w:val="content"/>
-        </w:behaviors>
-        <w:guid w:val="{1024B7C4-2BA2-4CA5-A87C-CDA006CA96F1}"/>
-      </w:docPartPr>
-      <w:docPartBody>
-        <w:p>
-          <w:r>
-            <w:t>Petja Hrovat</w:t>
-          </w:r>
-        </w:p>
-      </w:docPartBody>
-    </w:docPart>
-    <w:docPart>
-      <w:docPartPr>
-        <w:name w:val="F1494E5B397E44568AB8A456C9B36775"/>
-        <w:category>
-          <w:name w:val="General"/>
-          <w:gallery w:val="placeholder"/>
-        </w:category>
-        <w:types>
-          <w:type w:val="bbPlcHdr"/>
-        </w:types>
-        <w:behaviors>
-          <w:behavior w:val="content"/>
-        </w:behaviors>
-        <w:guid w:val="{3993EC4A-CC40-4BE1-B2B2-CE968AFFEF80}"/>
-      </w:docPartPr>
-      <w:docPartBody>
-        <w:p>
-          <w:r>
-            <w:t>Agenda items</w:t>
-          </w:r>
-        </w:p>
-      </w:docPartBody>
-    </w:docPart>
-    <w:docPart>
-      <w:docPartPr>
-        <w:name w:val="88A39E8DA8A547C4917D1DC6251E4E1C"/>
-        <w:category>
-          <w:name w:val="General"/>
-          <w:gallery w:val="placeholder"/>
-        </w:category>
-        <w:types>
-          <w:type w:val="bbPlcHdr"/>
-        </w:types>
-        <w:behaviors>
-          <w:behavior w:val="content"/>
-        </w:behaviors>
-        <w:guid w:val="{10D3EFA7-400B-443A-8D27-0F2F52952647}"/>
-      </w:docPartPr>
-      <w:docPartBody>
-        <w:p>
-          <w:pPr>
-            <w:pStyle w:val="88A39E8DA8A547C4917D1DC6251E4E1C1"/>
-          </w:pPr>
-          <w:r>
-            <w:t>Action items</w:t>
-          </w:r>
-        </w:p>
-      </w:docPartBody>
-    </w:docPart>
-    <w:docPart>
-      <w:docPartPr>
-        <w:name w:val="887C66685FB343CEBDC39471D558603C"/>
-        <w:category>
-          <w:name w:val="General"/>
-          <w:gallery w:val="placeholder"/>
-        </w:category>
-        <w:types>
-          <w:type w:val="bbPlcHdr"/>
-        </w:types>
-        <w:behaviors>
-          <w:behavior w:val="content"/>
-        </w:behaviors>
-        <w:guid w:val="{76F561A4-3134-44E7-AE48-F5F253B026DE}"/>
-      </w:docPartPr>
-      <w:docPartBody>
-        <w:p>
-          <w:r>
-            <w:t>Board nominations</w:t>
-          </w:r>
-        </w:p>
-      </w:docPartBody>
-    </w:docPart>
-    <w:docPart>
-      <w:docPartPr>
-        <w:name w:val="D8942E2033C44A938D04C28990CAEF31"/>
-        <w:category>
-          <w:name w:val="General"/>
-          <w:gallery w:val="placeholder"/>
-        </w:category>
-        <w:types>
-          <w:type w:val="bbPlcHdr"/>
-        </w:types>
-        <w:behaviors>
-          <w:behavior w:val="content"/>
-        </w:behaviors>
-        <w:guid w:val="{4F11DBAE-A761-4C5A-A614-8CC9CA3C23FF}"/>
-      </w:docPartPr>
-      <w:docPartBody>
-        <w:p>
-          <w:r>
-            <w:t>Kiana Anderson</w:t>
-          </w:r>
-        </w:p>
-      </w:docPartBody>
-    </w:docPart>
-    <w:docPart>
-      <w:docPartPr>
-        <w:name w:val="9E85213F2BDF499BA946349A2E0A395B"/>
-        <w:category>
-          <w:name w:val="General"/>
-          <w:gallery w:val="placeholder"/>
-        </w:category>
-        <w:types>
-          <w:type w:val="bbPlcHdr"/>
-        </w:types>
-        <w:behaviors>
-          <w:behavior w:val="content"/>
-        </w:behaviors>
-        <w:guid w:val="{A25C1539-951E-4D0D-ADE2-220757E9479A}"/>
-      </w:docPartPr>
-      <w:docPartBody>
-        <w:p>
-          <w:r>
-            <w:t>1/30/23</w:t>
-          </w:r>
-        </w:p>
-      </w:docPartBody>
-    </w:docPart>
-    <w:docPart>
-      <w:docPartPr>
-        <w:name w:val="352847AE40004C87A67954C66595B1EA"/>
-        <w:category>
-          <w:name w:val="General"/>
-          <w:gallery w:val="placeholder"/>
-        </w:category>
-        <w:types>
-          <w:type w:val="bbPlcHdr"/>
-        </w:types>
-        <w:behaviors>
-          <w:behavior w:val="content"/>
-        </w:behaviors>
-        <w:guid w:val="{D876E666-99B2-476C-9528-D89CF304F928}"/>
-      </w:docPartPr>
-      <w:docPartBody>
-        <w:p>
-          <w:r>
-            <w:t>Action items</w:t>
-          </w:r>
-        </w:p>
-      </w:docPartBody>
-    </w:docPart>
-  </w:docParts>
-</w:glossaryDocument>
-</file>
-
-<file path=word/glossary/fontTable2.xml><?xml version="1.0" encoding="utf-8"?>
-<w:fonts xmlns:mc="http://schemas.openxmlformats.org/markup-compatibility/2006" xmlns:r="http://schemas.openxmlformats.org/officeDocument/2006/relationships" xmlns:w="http://schemas.openxmlformats.org/wordprocessingml/2006/main" xmlns:w14="http://schemas.microsoft.com/office/word/2010/wordml" xmlns:w15="http://schemas.microsoft.com/office/word/2012/wordml" xmlns:w16cex="http://schemas.microsoft.com/office/word/2018/wordml/cex" xmlns:w16cid="http://schemas.microsoft.com/office/word/2016/wordml/cid" xmlns:w16="http://schemas.microsoft.com/office/word/2018/wordml" xmlns:w16sdtdh="http://schemas.microsoft.com/office/word/2020/wordml/sdtdatahash" xmlns:w16se="http://schemas.microsoft.com/office/word/2015/wordml/symex" mc:Ignorable="w14 w15 w16se w16cid w16 w16cex w16sdtdh">
-  <w:font w:name="Times New Roman">
-    <w:panose1 w:val="02020603050405020304"/>
-    <w:charset w:val="00"/>
-    <w:family w:val="roman"/>
-    <w:pitch w:val="variable"/>
-    <w:sig w:usb0="E0002EFF" w:usb1="C000785B" w:usb2="00000009" w:usb3="00000000" w:csb0="000001FF" w:csb1="00000000"/>
-  </w:font>
-  <w:font w:name="Franklin Gothic Book">
-    <w:panose1 w:val="020B0503020102020204"/>
-    <w:charset w:val="00"/>
-    <w:family w:val="swiss"/>
-    <w:pitch w:val="variable"/>
-    <w:sig w:usb0="00000287" w:usb1="00000000" w:usb2="00000000" w:usb3="00000000" w:csb0="0000009F" w:csb1="00000000"/>
-  </w:font>
-  <w:font w:name="HGGothicE">
-    <w:charset w:val="80"/>
-    <w:family w:val="modern"/>
-    <w:pitch w:val="fixed"/>
-    <w:sig w:usb0="E00002FF" w:usb1="2AC7EDFE" w:usb2="00000012" w:usb3="00000000" w:csb0="00020001" w:csb1="00000000"/>
-  </w:font>
-  <w:font w:name="Segoe UI">
-    <w:panose1 w:val="020B0502040204020203"/>
-    <w:charset w:val="00"/>
-    <w:family w:val="swiss"/>
-    <w:pitch w:val="variable"/>
-    <w:sig w:usb0="E4002EFF" w:usb1="C000E47F" w:usb2="00000009" w:usb3="00000000" w:csb0="000001FF" w:csb1="00000000"/>
-  </w:font>
-  <w:font w:name="Century Gothic">
-    <w:panose1 w:val="020B0502020202020204"/>
-    <w:charset w:val="00"/>
-    <w:family w:val="swiss"/>
-    <w:pitch w:val="variable"/>
-    <w:sig w:usb0="00000287" w:usb1="00000000" w:usb2="00000000" w:usb3="00000000" w:csb0="0000009F" w:csb1="00000000"/>
-  </w:font>
-  <w:font w:name="Times New Roman (Body CS)">
-    <w:altName w:val="Times New Roman"/>
-    <w:panose1 w:val="00000000000000000000"/>
-    <w:charset w:val="00"/>
-    <w:family w:val="roman"/>
-    <w:notTrueType/>
-    <w:pitch w:val="default"/>
-  </w:font>
-  <w:font w:name="Franklin Gothic Medium">
-    <w:panose1 w:val="020B0603020102020204"/>
-    <w:charset w:val="00"/>
-    <w:family w:val="swiss"/>
-    <w:pitch w:val="variable"/>
-    <w:sig w:usb0="00000287" w:usb1="00000000" w:usb2="00000000" w:usb3="00000000" w:csb0="0000009F" w:csb1="00000000"/>
-  </w:font>
-  <w:font w:name="HGSoeiKakugothicUB">
-    <w:charset w:val="80"/>
-    <w:family w:val="modern"/>
-    <w:pitch w:val="fixed"/>
-    <w:sig w:usb0="E00002FF" w:usb1="2AC7EDFE" w:usb2="00000012" w:usb3="00000000" w:csb0="00020001" w:csb1="00000000"/>
-  </w:font>
-  <w:font w:name="Calibri">
-    <w:panose1 w:val="020F0502020204030204"/>
-    <w:charset w:val="00"/>
-    <w:family w:val="swiss"/>
-    <w:pitch w:val="variable"/>
-    <w:sig w:usb0="E4002EFF" w:usb1="C000247B" w:usb2="00000009" w:usb3="00000000" w:csb0="000001FF" w:csb1="00000000"/>
-  </w:font>
-  <w:font w:name="Calibri Light">
-    <w:panose1 w:val="020F0302020204030204"/>
-    <w:charset w:val="00"/>
-    <w:family w:val="swiss"/>
-    <w:pitch w:val="variable"/>
-    <w:sig w:usb0="E4002EFF" w:usb1="C000247B" w:usb2="00000009" w:usb3="00000000" w:csb0="000001FF" w:csb1="00000000"/>
-  </w:font>
-</w:fonts>
-</file>
-
-<file path=word/glossary/settings2.xml><?xml version="1.0" encoding="utf-8"?>
-<w:settings xmlns:mc="http://schemas.openxmlformats.org/markup-compatibility/2006" xmlns:o="urn:schemas-microsoft-com:office:office" xmlns:r="http://schemas.openxmlformats.org/officeDocument/2006/relationships" xmlns:m="http://schemas.openxmlformats.org/officeDocument/2006/math" xmlns:v="urn:schemas-microsoft-com:vml" xmlns:w10="urn:schemas-microsoft-com:office:word" xmlns:w="http://schemas.openxmlformats.org/wordprocessingml/2006/main" xmlns:w14="http://schemas.microsoft.com/office/word/2010/wordml" xmlns:w15="http://schemas.microsoft.com/office/word/2012/wordml" xmlns:w16cex="http://schemas.microsoft.com/office/word/2018/wordml/cex" xmlns:w16cid="http://schemas.microsoft.com/office/word/2016/wordml/cid" xmlns:w16="http://schemas.microsoft.com/office/word/2018/wordml" xmlns:w16sdtdh="http://schemas.microsoft.com/office/word/2020/wordml/sdtdatahash" xmlns:w16se="http://schemas.microsoft.com/office/word/2015/wordml/symex" xmlns:sl="http://schemas.openxmlformats.org/schemaLibrary/2006/main" mc:Ignorable="w14 w15 w16se w16cid w16 w16cex w16sdtdh">
-  <w:view w:val="normal"/>
-  <w:defaultTabStop w:val="720"/>
-  <w:characterSpacingControl w:val="doNotCompress"/>
-  <w:compat>
-    <w:useFELayout/>
-    <w:compatSetting w:name="compatibilityMode" w:uri="http://schemas.microsoft.com/office/word" w:val="15"/>
-    <w:compatSetting w:name="overrideTableStyleFontSizeAndJustification" w:uri="http://schemas.microsoft.com/office/word" w:val="1"/>
-    <w:compatSetting w:name="enableOpenTypeFeatures" w:uri="http://schemas.microsoft.com/office/word" w:val="1"/>
-    <w:compatSetting w:name="doNotFlipMirrorIndents" w:uri="http://schemas.microsoft.com/office/word" w:val="1"/>
-    <w:compatSetting w:name="differentiateMultirowTableHeaders" w:uri="http://schemas.microsoft.com/office/word" w:val="1"/>
-    <w:compatSetting w:name="useWord2013TrackBottomHyphenation" w:uri="http://schemas.microsoft.com/office/word" w:val="0"/>
-  </w:compat>
-  <w:rsids>
-    <w:rsidRoot w:val="00846A6E"/>
-    <w:rsid w:val="002B3292"/>
-    <w:rsid w:val="00515B84"/>
-    <w:rsid w:val="00592C80"/>
-    <w:rsid w:val="00750B20"/>
-    <w:rsid w:val="00846A6E"/>
-    <w:rsid w:val="00AE67B5"/>
-    <w:rsid w:val="00D32A53"/>
-    <w:rsid w:val="00F5435B"/>
-    <w:rsid w:val="00FA6C93"/>
-  </w:rsids>
-  <m:mathPr>
-    <m:mathFont m:val="Cambria Math"/>
-    <m:brkBin m:val="before"/>
-    <m:brkBinSub m:val="--"/>
-    <m:smallFrac m:val="0"/>
-    <m:dispDef/>
-    <m:lMargin m:val="0"/>
-    <m:rMargin m:val="0"/>
-    <m:defJc m:val="centerGroup"/>
-    <m:wrapIndent m:val="1440"/>
-    <m:intLim m:val="subSup"/>
-    <m:naryLim m:val="undOvr"/>
-  </m:mathPr>
-  <w:themeFontLang w:val="en-US"/>
-  <w:clrSchemeMapping w:bg1="light1" w:t1="dark1" w:bg2="light2" w:t2="dark2" w:accent1="accent1" w:accent2="accent2" w:accent3="accent3" w:accent4="accent4" w:accent5="accent5" w:accent6="accent6" w:hyperlink="hyperlink" w:followedHyperlink="followedHyperlink"/>
-  <w:decimalSymbol w:val="."/>
-  <w:listSeparator w:val=","/>
-  <w15:chartTrackingRefBased/>
-</w:settings>
-</file>
-
-<file path=word/glossary/styles2.xml><?xml version="1.0" encoding="utf-8"?>
-<w:styles xmlns:mc="http://schemas.openxmlformats.org/markup-compatibility/2006" xmlns:r="http://schemas.openxmlformats.org/officeDocument/2006/relationships" xmlns:w="http://schemas.openxmlformats.org/wordprocessingml/2006/main" xmlns:w14="http://schemas.microsoft.com/office/word/2010/wordml" xmlns:w15="http://schemas.microsoft.com/office/word/2012/wordml" xmlns:w16cex="http://schemas.microsoft.com/office/word/2018/wordml/cex" xmlns:w16cid="http://schemas.microsoft.com/office/word/2016/wordml/cid" xmlns:w16="http://schemas.microsoft.com/office/word/2018/wordml" xmlns:w16sdtdh="http://schemas.microsoft.com/office/word/2020/wordml/sdtdatahash" xmlns:w16se="http://schemas.microsoft.com/office/word/2015/wordml/symex" mc:Ignorable="w14 w15 w16se w16cid w16 w16cex w16sdtdh">
-  <w:docDefaults>
-    <w:rPrDefault>
-      <w:rPr>
-        <w:rFonts w:asciiTheme="minorHAnsi" w:eastAsiaTheme="minorEastAsia" w:hAnsiTheme="minorHAnsi" w:cstheme="minorBidi"/>
-        <w:sz w:val="24"/>
-        <w:szCs w:val="24"/>
-        <w:lang w:val="en-US" w:eastAsia="en-US" w:bidi="ar-SA"/>
-      </w:rPr>
-    </w:rPrDefault>
-    <w:pPrDefault/>
-  </w:docDefaults>
-  <w:latentStyles w:defLockedState="0" w:defUIPriority="99" w:defSemiHidden="0" w:defUnhideWhenUsed="0" w:defQFormat="0" w:count="376">
-    <w:lsdException w:name="Normal" w:uiPriority="0" w:qFormat="1"/>
-    <w:lsdException w:name="heading 1" w:uiPriority="9" w:qFormat="1"/>
-    <w:lsdException w:name="heading 2" w:semiHidden="1" w:uiPriority="9" w:unhideWhenUsed="1" w:qFormat="1"/>
-    <w:lsdException w:name="heading 3" w:semiHidden="1" w:uiPriority="9" w:unhideWhenUsed="1" w:qFormat="1"/>
-    <w:lsdException w:name="heading 4" w:semiHidden="1" w:uiPriority="9" w:unhideWhenUsed="1" w:qFormat="1"/>
-    <w:lsdException w:name="heading 5" w:semiHidden="1" w:uiPriority="9" w:unhideWhenUsed="1" w:qFormat="1"/>
-    <w:lsdException w:name="heading 6" w:semiHidden="1" w:uiPriority="9" w:unhideWhenUsed="1" w:qFormat="1"/>
-    <w:lsdException w:name="heading 7" w:semiHidden="1" w:uiPriority="9" w:unhideWhenUsed="1" w:qFormat="1"/>
-    <w:lsdException w:name="heading 8" w:semiHidden="1" w:uiPriority="9" w:unhideWhenUsed="1" w:qFormat="1"/>
-    <w:lsdException w:name="heading 9" w:semiHidden="1" w:uiPriority="9" w:unhideWhenUsed="1" w:qFormat="1"/>
-    <w:lsdException w:name="index 1" w:semiHidden="1" w:unhideWhenUsed="1"/>
-    <w:lsdException w:name="index 2" w:semiHidden="1" w:unhideWhenUsed="1"/>
-    <w:lsdException w:name="index 3" w:semiHidden="1" w:unhideWhenUsed="1"/>
-    <w:lsdException w:name="index 4" w:semiHidden="1" w:unhideWhenUsed="1"/>
-    <w:lsdException w:name="index 5" w:semiHidden="1" w:unhideWhenUsed="1"/>
-    <w:lsdException w:name="index 6" w:semiHidden="1" w:unhideWhenUsed="1"/>
-    <w:lsdException w:name="index 7" w:semiHidden="1" w:unhideWhenUsed="1"/>
-    <w:lsdException w:name="index 8" w:semiHidden="1" w:unhideWhenUsed="1"/>
-    <w:lsdException w:name="index 9" w:semiHidden="1" w:unhideWhenUsed="1"/>
-    <w:lsdException w:name="toc 1" w:semiHidden="1" w:uiPriority="39" w:unhideWhenUsed="1"/>
-    <w:lsdException w:name="toc 2" w:semiHidden="1" w:uiPriority="39" w:unhideWhenUsed="1"/>
-    <w:lsdException w:name="toc 3" w:semiHidden="1" w:uiPriority="39" w:unhideWhenUsed="1"/>
-    <w:lsdException w:name="toc 4" w:semiHidden="1" w:uiPriority="39" w:unhideWhenUsed="1"/>
-    <w:lsdException w:name="toc 5" w:semiHidden="1" w:uiPriority="39" w:unhideWhenUsed="1"/>
-    <w:lsdException w:name="toc 6" w:semiHidden="1" w:uiPriority="39" w:unhideWhenUsed="1"/>
-    <w:lsdException w:name="toc 7" w:semiHidden="1" w:uiPriority="39" w:unhideWhenUsed="1"/>
-    <w:lsdException w:name="toc 8" w:semiHidden="1" w:uiPriority="39" w:unhideWhenUsed="1"/>
-    <w:lsdException w:name="toc 9" w:semiHidden="1" w:uiPriority="39" w:unhideWhenUsed="1"/>
-    <w:lsdException w:name="Normal Indent" w:semiHidden="1" w:unhideWhenUsed="1"/>
-    <w:lsdException w:name="footnote text" w:semiHidden="1" w:unhideWhenUsed="1"/>
-    <w:lsdException w:name="annotation text" w:semiHidden="1" w:unhideWhenUsed="1"/>
-    <w:lsdException w:name="header" w:semiHidden="1" w:unhideWhenUsed="1"/>
-    <w:lsdException w:name="footer" w:semiHidden="1" w:unhideWhenUsed="1"/>
-    <w:lsdException w:name="index heading" w:semiHidden="1" w:unhideWhenUsed="1"/>
-    <w:lsdException w:name="caption" w:semiHidden="1" w:uiPriority="35" w:unhideWhenUsed="1" w:qFormat="1"/>
-    <w:lsdException w:name="table of figures" w:semiHidden="1" w:unhideWhenUsed="1"/>
-    <w:lsdException w:name="envelope address" w:semiHidden="1" w:unhideWhenUsed="1"/>
-    <w:lsdException w:name="envelope return" w:semiHidden="1" w:unhideWhenUsed="1"/>
-    <w:lsdException w:name="footnote reference" w:semiHidden="1" w:unhideWhenUsed="1"/>
-    <w:lsdException w:name="annotation reference" w:semiHidden="1" w:unhideWhenUsed="1"/>
-    <w:lsdException w:name="line number" w:semiHidden="1" w:unhideWhenUsed="1"/>
-    <w:lsdException w:name="page number" w:semiHidden="1" w:unhideWhenUsed="1"/>
-    <w:lsdException w:name="endnote reference" w:semiHidden="1" w:unhideWhenUsed="1"/>
-    <w:lsdException w:name="endnote text" w:semiHidden="1" w:unhideWhenUsed="1"/>
-    <w:lsdException w:name="table of authorities" w:semiHidden="1" w:unhideWhenUsed="1"/>
-    <w:lsdException w:name="macro" w:semiHidden="1" w:unhideWhenUsed="1"/>
-    <w:lsdException w:name="toa heading" w:semiHidden="1" w:unhideWhenUsed="1"/>
-    <w:lsdException w:name="List" w:semiHidden="1" w:unhideWhenUsed="1"/>
-    <w:lsdException w:name="List Bullet" w:semiHidden="1" w:unhideWhenUsed="1"/>
-    <w:lsdException w:name="List Number" w:semiHidden="1" w:unhideWhenUsed="1"/>
-    <w:lsdException w:name="List 2" w:semiHidden="1" w:unhideWhenUsed="1"/>
-    <w:lsdException w:name="List 3" w:semiHidden="1" w:unhideWhenUsed="1"/>
-    <w:lsdException w:name="List 4" w:semiHidden="1" w:unhideWhenUsed="1"/>
-    <w:lsdException w:name="List 5" w:semiHidden="1" w:unhideWhenUsed="1"/>
-    <w:lsdException w:name="List Bullet 2" w:semiHidden="1" w:unhideWhenUsed="1"/>
-    <w:lsdException w:name="List Bullet 3" w:semiHidden="1" w:unhideWhenUsed="1"/>
-    <w:lsdException w:name="List Bullet 4" w:semiHidden="1" w:unhideWhenUsed="1"/>
-    <w:lsdException w:name="List Bullet 5" w:semiHidden="1" w:unhideWhenUsed="1"/>
-    <w:lsdException w:name="List Number 2" w:semiHidden="1" w:unhideWhenUsed="1"/>
-    <w:lsdException w:name="List Number 3" w:semiHidden="1" w:unhideWhenUsed="1"/>
-    <w:lsdException w:name="List Number 4" w:semiHidden="1" w:unhideWhenUsed="1"/>
-    <w:lsdException w:name="List Number 5" w:semiHidden="1" w:unhideWhenUsed="1"/>
-    <w:lsdException w:name="Title" w:uiPriority="10" w:qFormat="1"/>
-    <w:lsdException w:name="Closing" w:semiHidden="1" w:unhideWhenUsed="1"/>
-    <w:lsdException w:name="Signature" w:semiHidden="1" w:unhideWhenUsed="1"/>
-    <w:lsdException w:name="Default Paragraph Font" w:semiHidden="1" w:uiPriority="1" w:unhideWhenUsed="1"/>
-    <w:lsdException w:name="Body Text" w:semiHidden="1" w:unhideWhenUsed="1"/>
-    <w:lsdException w:name="Body Text Indent" w:semiHidden="1" w:unhideWhenUsed="1"/>
-    <w:lsdException w:name="List Continue" w:semiHidden="1" w:unhideWhenUsed="1"/>
-    <w:lsdException w:name="List Continue 2" w:semiHidden="1" w:unhideWhenUsed="1"/>
-    <w:lsdException w:name="List Continue 3" w:semiHidden="1" w:unhideWhenUsed="1"/>
-    <w:lsdException w:name="List Continue 4" w:semiHidden="1" w:unhideWhenUsed="1"/>
-    <w:lsdException w:name="List Continue 5" w:semiHidden="1" w:unhideWhenUsed="1"/>
-    <w:lsdException w:name="Message Header" w:semiHidden="1" w:unhideWhenUsed="1"/>
-    <w:lsdException w:name="Subtitle" w:uiPriority="11" w:qFormat="1"/>
-    <w:lsdException w:name="Salutation" w:semiHidden="1" w:unhideWhenUsed="1"/>
-    <w:lsdException w:name="Date" w:semiHidden="1" w:unhideWhenUsed="1"/>
-    <w:lsdException w:name="Body Text First Indent" w:semiHidden="1" w:unhideWhenUsed="1"/>
-    <w:lsdException w:name="Body Text First Indent 2" w:semiHidden="1" w:unhideWhenUsed="1"/>
-    <w:lsdException w:name="Note Heading" w:semiHidden="1" w:unhideWhenUsed="1"/>
-    <w:lsdException w:name="Body Text 2" w:semiHidden="1" w:unhideWhenUsed="1"/>
-    <w:lsdException w:name="Body Text 3" w:semiHidden="1" w:unhideWhenUsed="1"/>
-    <w:lsdException w:name="Body Text Indent 2" w:semiHidden="1" w:unhideWhenUsed="1"/>
-    <w:lsdException w:name="Body Text Indent 3" w:semiHidden="1" w:unhideWhenUsed="1"/>
-    <w:lsdException w:name="Block Text" w:semiHidden="1" w:unhideWhenUsed="1"/>
-    <w:lsdException w:name="Hyperlink" w:semiHidden="1" w:unhideWhenUsed="1"/>
-    <w:lsdException w:name="FollowedHyperlink" w:semiHidden="1" w:unhideWhenUsed="1"/>
-    <w:lsdException w:name="Strong" w:uiPriority="22" w:qFormat="1"/>
-    <w:lsdException w:name="Emphasis" w:uiPriority="20" w:qFormat="1"/>
-    <w:lsdException w:name="Document Map" w:semiHidden="1" w:unhideWhenUsed="1"/>
-    <w:lsdException w:name="Plain Text" w:semiHidden="1" w:unhideWhenUsed="1"/>
-    <w:lsdException w:name="E-mail Signature" w:semiHidden="1" w:unhideWhenUsed="1"/>
-    <w:lsdException w:name="HTML Top of Form" w:semiHidden="1" w:unhideWhenUsed="1"/>
-    <w:lsdException w:name="HTML Bottom of Form" w:semiHidden="1" w:unhideWhenUsed="1"/>
-    <w:lsdException w:name="Normal (Web)" w:semiHidden="1" w:unhideWhenUsed="1"/>
-    <w:lsdException w:name="HTML Acronym" w:semiHidden="1" w:unhideWhenUsed="1"/>
-    <w:lsdException w:name="HTML Address" w:semiHidden="1" w:unhideWhenUsed="1"/>
-    <w:lsdException w:name="HTML Cite" w:semiHidden="1" w:unhideWhenUsed="1"/>
-    <w:lsdException w:name="HTML Code" w:semiHidden="1" w:unhideWhenUsed="1"/>
-    <w:lsdException w:name="HTML Definition" w:semiHidden="1" w:unhideWhenUsed="1"/>
-    <w:lsdException w:name="HTML Keyboard" w:semiHidden="1" w:unhideWhenUsed="1"/>
-    <w:lsdException w:name="HTML Preformatted" w:semiHidden="1" w:unhideWhenUsed="1"/>
-    <w:lsdException w:name="HTML Sample" w:semiHidden="1" w:unhideWhenUsed="1"/>
-    <w:lsdException w:name="HTML Typewriter" w:semiHidden="1" w:unhideWhenUsed="1"/>
-    <w:lsdException w:name="HTML Variable" w:semiHidden="1" w:unhideWhenUsed="1"/>
-    <w:lsdException w:name="Normal Table" w:semiHidden="1" w:unhideWhenUsed="1"/>
-    <w:lsdException w:name="annotation subject" w:semiHidden="1" w:unhideWhenUsed="1"/>
-    <w:lsdException w:name="No List" w:semiHidden="1" w:unhideWhenUsed="1"/>
-    <w:lsdException w:name="Outline List 1" w:semiHidden="1" w:unhideWhenUsed="1"/>
-    <w:lsdException w:name="Outline List 2" w:semiHidden="1" w:unhideWhenUsed="1"/>
-    <w:lsdException w:name="Outline List 3" w:semiHidden="1" w:unhideWhenUsed="1"/>
-    <w:lsdException w:name="Table Simple 1" w:semiHidden="1" w:unhideWhenUsed="1"/>
-    <w:lsdException w:name="Table Simple 2" w:semiHidden="1" w:unhideWhenUsed="1"/>
-    <w:lsdException w:name="Table Simple 3" w:semiHidden="1" w:unhideWhenUsed="1"/>
-    <w:lsdException w:name="Table Classic 1" w:semiHidden="1" w:unhideWhenUsed="1"/>
-    <w:lsdException w:name="Table Classic 2" w:semiHidden="1" w:unhideWhenUsed="1"/>
-    <w:lsdException w:name="Table Classic 3" w:semiHidden="1" w:unhideWhenUsed="1"/>
-    <w:lsdException w:name="Table Classic 4" w:semiHidden="1" w:unhideWhenUsed="1"/>
-    <w:lsdException w:name="Table Colorful 1" w:semiHidden="1" w:unhideWhenUsed="1"/>
-    <w:lsdException w:name="Table Colorful 2" w:semiHidden="1" w:unhideWhenUsed="1"/>
-    <w:lsdException w:name="Table Colorful 3" w:semiHidden="1" w:unhideWhenUsed="1"/>
-    <w:lsdException w:name="Table Columns 1" w:semiHidden="1" w:unhideWhenUsed="1"/>
-    <w:lsdException w:name="Table Columns 2" w:semiHidden="1" w:unhideWhenUsed="1"/>
-    <w:lsdException w:name="Table Columns 3" w:semiHidden="1" w:unhideWhenUsed="1"/>
-    <w:lsdException w:name="Table Columns 4" w:semiHidden="1" w:unhideWhenUsed="1"/>
-    <w:lsdException w:name="Table Columns 5" w:semiHidden="1" w:unhideWhenUsed="1"/>
-    <w:lsdException w:name="Table Grid 1" w:semiHidden="1" w:unhideWhenUsed="1"/>
-    <w:lsdException w:name="Table Grid 2" w:semiHidden="1" w:unhideWhenUsed="1"/>
-    <w:lsdException w:name="Table Grid 3" w:semiHidden="1" w:unhideWhenUsed="1"/>
-    <w:lsdException w:name="Table Grid 4" w:semiHidden="1" w:unhideWhenUsed="1"/>
-    <w:lsdException w:name="Table Grid 5" w:semiHidden="1" w:unhideWhenUsed="1"/>
-    <w:lsdException w:name="Table Grid 6" w:semiHidden="1" w:unhideWhenUsed="1"/>
-    <w:lsdException w:name="Table Grid 7" w:semiHidden="1" w:unhideWhenUsed="1"/>
-    <w:lsdException w:name="Table Grid 8" w:semiHidden="1" w:unhideWhenUsed="1"/>
-    <w:lsdException w:name="Table List 1" w:semiHidden="1" w:unhideWhenUsed="1"/>
-    <w:lsdException w:name="Table List 2" w:semiHidden="1" w:unhideWhenUsed="1"/>
-    <w:lsdException w:name="Table List 3" w:semiHidden="1" w:unhideWhenUsed="1"/>
-    <w:lsdException w:name="Table List 4" w:semiHidden="1" w:unhideWhenUsed="1"/>
-    <w:lsdException w:name="Table List 5" w:semiHidden="1" w:unhideWhenUsed="1"/>
-    <w:lsdException w:name="Table List 6" w:semiHidden="1" w:unhideWhenUsed="1"/>
-    <w:lsdException w:name="Table List 7" w:semiHidden="1" w:unhideWhenUsed="1"/>
-    <w:lsdException w:name="Table List 8" w:semiHidden="1" w:unhideWhenUsed="1"/>
-    <w:lsdException w:name="Table 3D effects 1" w:semiHidden="1" w:unhideWhenUsed="1"/>
-    <w:lsdException w:name="Table 3D effects 2" w:semiHidden="1" w:unhideWhenUsed="1"/>
-    <w:lsdException w:name="Table 3D effects 3" w:semiHidden="1" w:unhideWhenUsed="1"/>
-    <w:lsdException w:name="Table Contemporary" w:semiHidden="1" w:unhideWhenUsed="1"/>
-    <w:lsdException w:name="Table Elegant" w:semiHidden="1" w:unhideWhenUsed="1"/>
-    <w:lsdException w:name="Table Professional" w:semiHidden="1" w:unhideWhenUsed="1"/>
-    <w:lsdException w:name="Table Subtle 1" w:semiHidden="1" w:unhideWhenUsed="1"/>
-    <w:lsdException w:name="Table Subtle 2" w:semiHidden="1" w:unhideWhenUsed="1"/>
-    <w:lsdException w:name="Table Web 1" w:semiHidden="1" w:unhideWhenUsed="1"/>
-    <w:lsdException w:name="Table Web 2" w:semiHidden="1" w:unhideWhenUsed="1"/>
-    <w:lsdException w:name="Table Web 3" w:semiHidden="1" w:unhideWhenUsed="1"/>
-    <w:lsdException w:name="Balloon Text" w:semiHidden="1" w:unhideWhenUsed="1"/>
-    <w:lsdException w:name="Table Grid" w:uiPriority="39"/>
-    <w:lsdException w:name="Table Theme" w:semiHidden="1" w:unhideWhenUsed="1"/>
-    <w:lsdException w:name="Placeholder Text" w:semiHidden="1"/>
-    <w:lsdException w:name="No Spacing" w:uiPriority="1" w:qFormat="1"/>
-    <w:lsdException w:name="Light Shading" w:uiPriority="60"/>
-    <w:lsdException w:name="Light List" w:uiPriority="61"/>
-    <w:lsdException w:name="Light Grid" w:uiPriority="62"/>
-    <w:lsdException w:name="Medium Shading 1" w:uiPriority="63"/>
-    <w:lsdException w:name="Medium Shading 2" w:uiPriority="64"/>
-    <w:lsdException w:name="Medium List 1" w:uiPriority="65"/>
-    <w:lsdException w:name="Medium List 2" w:uiPriority="66"/>
-    <w:lsdException w:name="Medium Grid 1" w:uiPriority="67"/>
-    <w:lsdException w:name="Medium Grid 2" w:uiPriority="68"/>
-    <w:lsdException w:name="Medium Grid 3" w:uiPriority="69"/>
-    <w:lsdException w:name="Dark List" w:uiPriority="70"/>
-    <w:lsdException w:name="Colorful Shading" w:uiPriority="71"/>
-    <w:lsdException w:name="Colorful List" w:uiPriority="72"/>
-    <w:lsdException w:name="Colorful Grid" w:uiPriority="73"/>
-    <w:lsdException w:name="Light Shading Accent 1" w:uiPriority="60"/>
-    <w:lsdException w:name="Light List Accent 1" w:uiPriority="61"/>
-    <w:lsdException w:name="Light Grid Accent 1" w:uiPriority="62"/>
-    <w:lsdException w:name="Medium Shading 1 Accent 1" w:uiPriority="63"/>
-    <w:lsdException w:name="Medium Shading 2 Accent 1" w:uiPriority="64"/>
-    <w:lsdException w:name="Medium List 1 Accent 1" w:uiPriority="65"/>
-    <w:lsdException w:name="Revision" w:semiHidden="1"/>
-    <w:lsdException w:name="List Paragraph" w:uiPriority="34" w:qFormat="1"/>
-    <w:lsdException w:name="Quote" w:uiPriority="29" w:qFormat="1"/>
-    <w:lsdException w:name="Intense Quote" w:uiPriority="30" w:qFormat="1"/>
-    <w:lsdException w:name="Medium List 2 Accent 1" w:uiPriority="66"/>
-    <w:lsdException w:name="Medium Grid 1 Accent 1" w:uiPriority="67"/>
-    <w:lsdException w:name="Medium Grid 2 Accent 1" w:uiPriority="68"/>
-    <w:lsdException w:name="Medium Grid 3 Accent 1" w:uiPriority="69"/>
-    <w:lsdException w:name="Dark List Accent 1" w:uiPriority="70"/>
-    <w:lsdException w:name="Colorful Shading Accent 1" w:uiPriority="71"/>
-    <w:lsdException w:name="Colorful List Accent 1" w:uiPriority="72"/>
-    <w:lsdException w:name="Colorful Grid Accent 1" w:uiPriority="73"/>
-    <w:lsdException w:name="Light Shading Accent 2" w:uiPriority="60"/>
-    <w:lsdException w:name="Light List Accent 2" w:uiPriority="61"/>
-    <w:lsdException w:name="Light Grid Accent 2" w:uiPriority="62"/>
-    <w:lsdException w:name="Medium Shading 1 Accent 2" w:uiPriority="63"/>
-    <w:lsdException w:name="Medium Shading 2 Accent 2" w:uiPriority="64"/>
-    <w:lsdException w:name="Medium List 1 Accent 2" w:uiPriority="65"/>
-    <w:lsdException w:name="Medium List 2 Accent 2" w:uiPriority="66"/>
-    <w:lsdException w:name="Medium Grid 1 Accent 2" w:uiPriority="67"/>
-    <w:lsdException w:name="Medium Grid 2 Accent 2" w:uiPriority="68"/>
-    <w:lsdException w:name="Medium Grid 3 Accent 2" w:uiPriority="69"/>
-    <w:lsdException w:name="Dark List Accent 2" w:uiPriority="70"/>
-    <w:lsdException w:name="Colorful Shading Accent 2" w:uiPriority="71"/>
-    <w:lsdException w:name="Colorful List Accent 2" w:uiPriority="72"/>
-    <w:lsdException w:name="Colorful Grid Accent 2" w:uiPriority="73"/>
-    <w:lsdException w:name="Light Shading Accent 3" w:uiPriority="60"/>
-    <w:lsdException w:name="Light List Accent 3" w:uiPriority="61"/>
-    <w:lsdException w:name="Light Grid Accent 3" w:uiPriority="62"/>
-    <w:lsdException w:name="Medium Shading 1 Accent 3" w:uiPriority="63"/>
-    <w:lsdException w:name="Medium Shading 2 Accent 3" w:uiPriority="64"/>
-    <w:lsdException w:name="Medium List 1 Accent 3" w:uiPriority="65"/>
-    <w:lsdException w:name="Medium List 2 Accent 3" w:uiPriority="66"/>
-    <w:lsdException w:name="Medium Grid 1 Accent 3" w:uiPriority="67"/>
-    <w:lsdException w:name="Medium Grid 2 Accent 3" w:uiPriority="68"/>
-    <w:lsdException w:name="Medium Grid 3 Accent 3" w:uiPriority="69"/>
-    <w:lsdException w:name="Dark List Accent 3" w:uiPriority="70"/>
-    <w:lsdException w:name="Colorful Shading Accent 3" w:uiPriority="71"/>
-    <w:lsdException w:name="Colorful List Accent 3" w:uiPriority="72"/>
-    <w:lsdException w:name="Colorful Grid Accent 3" w:uiPriority="73"/>
-    <w:lsdException w:name="Light Shading Accent 4" w:uiPriority="60"/>
-    <w:lsdException w:name="Light List Accent 4" w:uiPriority="61"/>
-    <w:lsdException w:name="Light Grid Accent 4" w:uiPriority="62"/>
-    <w:lsdException w:name="Medium Shading 1 Accent 4" w:uiPriority="63"/>
-    <w:lsdException w:name="Medium Shading 2 Accent 4" w:uiPriority="64"/>
-    <w:lsdException w:name="Medium List 1 Accent 4" w:uiPriority="65"/>
-    <w:lsdException w:name="Medium List 2 Accent 4" w:uiPriority="66"/>
-    <w:lsdException w:name="Medium Grid 1 Accent 4" w:uiPriority="67"/>
-    <w:lsdException w:name="Medium Grid 2 Accent 4" w:uiPriority="68"/>
-    <w:lsdException w:name="Medium Grid 3 Accent 4" w:uiPriority="69"/>
-    <w:lsdException w:name="Dark List Accent 4" w:uiPriority="70"/>
-    <w:lsdException w:name="Colorful Shading Accent 4" w:uiPriority="71"/>
-    <w:lsdException w:name="Colorful List Accent 4" w:uiPriority="72"/>
-    <w:lsdException w:name="Colorful Grid Accent 4" w:uiPriority="73"/>
-    <w:lsdException w:name="Light Shading Accent 5" w:uiPriority="60"/>
-    <w:lsdException w:name="Light List Accent 5" w:uiPriority="61"/>
-    <w:lsdException w:name="Light Grid Accent 5" w:uiPriority="62"/>
-    <w:lsdException w:name="Medium Shading 1 Accent 5" w:uiPriority="63"/>
-    <w:lsdException w:name="Medium Shading 2 Accent 5" w:uiPriority="64"/>
-    <w:lsdException w:name="Medium List 1 Accent 5" w:uiPriority="65"/>
-    <w:lsdException w:name="Medium List 2 Accent 5" w:uiPriority="66"/>
-    <w:lsdException w:name="Medium Grid 1 Accent 5" w:uiPriority="67"/>
-    <w:lsdException w:name="Medium Grid 2 Accent 5" w:uiPriority="68"/>
-    <w:lsdException w:name="Medium Grid 3 Accent 5" w:uiPriority="69"/>
-    <w:lsdException w:name="Dark List Accent 5" w:uiPriority="70"/>
-    <w:lsdException w:name="Colorful Shading Accent 5" w:uiPriority="71"/>
-    <w:lsdException w:name="Colorful List Accent 5" w:uiPriority="72"/>
-    <w:lsdException w:name="Colorful Grid Accent 5" w:uiPriority="73"/>
-    <w:lsdException w:name="Light Shading Accent 6" w:uiPriority="60"/>
-    <w:lsdException w:name="Light List Accent 6" w:uiPriority="61"/>
-    <w:lsdException w:name="Light Grid Accent 6" w:uiPriority="62"/>
-    <w:lsdException w:name="Medium Shading 1 Accent 6" w:uiPriority="63"/>
-    <w:lsdException w:name="Medium Shading 2 Accent 6" w:uiPriority="64"/>
-    <w:lsdException w:name="Medium List 1 Accent 6" w:uiPriority="65"/>
-    <w:lsdException w:name="Medium List 2 Accent 6" w:uiPriority="66"/>
-    <w:lsdException w:name="Medium Grid 1 Accent 6" w:uiPriority="67"/>
-    <w:lsdException w:name="Medium Grid 2 Accent 6" w:uiPriority="68"/>
-    <w:lsdException w:name="Medium Grid 3 Accent 6" w:uiPriority="69"/>
-    <w:lsdException w:name="Dark List Accent 6" w:uiPriority="70"/>
-    <w:lsdException w:name="Colorful Shading Accent 6" w:uiPriority="71"/>
-    <w:lsdException w:name="Colorful List Accent 6" w:uiPriority="72"/>
-    <w:lsdException w:name="Colorful Grid Accent 6" w:uiPriority="73"/>
-    <w:lsdException w:name="Subtle Emphasis" w:uiPriority="19" w:qFormat="1"/>
-    <w:lsdException w:name="Intense Emphasis" w:uiPriority="21" w:qFormat="1"/>
-    <w:lsdException w:name="Subtle Reference" w:uiPriority="31" w:qFormat="1"/>
-    <w:lsdException w:name="Intense Reference" w:uiPriority="32" w:qFormat="1"/>
-    <w:lsdException w:name="Book Title" w:uiPriority="33" w:qFormat="1"/>
-    <w:lsdException w:name="Bibliography" w:semiHidden="1" w:uiPriority="37" w:unhideWhenUsed="1"/>
-    <w:lsdException w:name="TOC Heading" w:semiHidden="1" w:uiPriority="39" w:unhideWhenUsed="1" w:qFormat="1"/>
-    <w:lsdException w:name="Plain Table 1" w:uiPriority="41"/>
-    <w:lsdException w:name="Plain Table 2" w:uiPriority="42"/>
-    <w:lsdException w:name="Plain Table 3" w:uiPriority="43"/>
-    <w:lsdException w:name="Plain Table 4" w:uiPriority="44"/>
-    <w:lsdException w:name="Plain Table 5" w:uiPriority="45"/>
-    <w:lsdException w:name="Grid Table Light" w:uiPriority="40"/>
-    <w:lsdException w:name="Grid Table 1 Light" w:uiPriority="46"/>
-    <w:lsdException w:name="Grid Table 2" w:uiPriority="47"/>
-    <w:lsdException w:name="Grid Table 3" w:uiPriority="48"/>
-    <w:lsdException w:name="Grid Table 4" w:uiPriority="49"/>
-    <w:lsdException w:name="Grid Table 5 Dark" w:uiPriority="50"/>
-    <w:lsdException w:name="Grid Table 6 Colorful" w:uiPriority="51"/>
-    <w:lsdException w:name="Grid Table 7 Colorful" w:uiPriority="52"/>
-    <w:lsdException w:name="Grid Table 1 Light Accent 1" w:uiPriority="46"/>
-    <w:lsdException w:name="Grid Table 2 Accent 1" w:uiPriority="47"/>
-    <w:lsdException w:name="Grid Table 3 Accent 1" w:uiPriority="48"/>
-    <w:lsdException w:name="Grid Table 4 Accent 1" w:uiPriority="49"/>
-    <w:lsdException w:name="Grid Table 5 Dark Accent 1" w:uiPriority="50"/>
-    <w:lsdException w:name="Grid Table 6 Colorful Accent 1" w:uiPriority="51"/>
-    <w:lsdException w:name="Grid Table 7 Colorful Accent 1" w:uiPriority="52"/>
-    <w:lsdException w:name="Grid Table 1 Light Accent 2" w:uiPriority="46"/>
-    <w:lsdException w:name="Grid Table 2 Accent 2" w:uiPriority="47"/>
-    <w:lsdException w:name="Grid Table 3 Accent 2" w:uiPriority="48"/>
-    <w:lsdException w:name="Grid Table 4 Accent 2" w:uiPriority="49"/>
-    <w:lsdException w:name="Grid Table 5 Dark Accent 2" w:uiPriority="50"/>
-    <w:lsdException w:name="Grid Table 6 Colorful Accent 2" w:uiPriority="51"/>
-    <w:lsdException w:name="Grid Table 7 Colorful Accent 2" w:uiPriority="52"/>
-    <w:lsdException w:name="Grid Table 1 Light Accent 3" w:uiPriority="46"/>
-    <w:lsdException w:name="Grid Table 2 Accent 3" w:uiPriority="47"/>
-    <w:lsdException w:name="Grid Table 3 Accent 3" w:uiPriority="48"/>
-    <w:lsdException w:name="Grid Table 4 Accent 3" w:uiPriority="49"/>
-    <w:lsdException w:name="Grid Table 5 Dark Accent 3" w:uiPriority="50"/>
-    <w:lsdException w:name="Grid Table 6 Colorful Accent 3" w:uiPriority="51"/>
-    <w:lsdException w:name="Grid Table 7 Colorful Accent 3" w:uiPriority="52"/>
-    <w:lsdException w:name="Grid Table 1 Light Accent 4" w:uiPriority="46"/>
-    <w:lsdException w:name="Grid Table 2 Accent 4" w:uiPriority="47"/>
-    <w:lsdException w:name="Grid Table 3 Accent 4" w:uiPriority="48"/>
-    <w:lsdException w:name="Grid Table 4 Accent 4" w:uiPriority="49"/>
-    <w:lsdException w:name="Grid Table 5 Dark Accent 4" w:uiPriority="50"/>
-    <w:lsdException w:name="Grid Table 6 Colorful Accent 4" w:uiPriority="51"/>
-    <w:lsdException w:name="Grid Table 7 Colorful Accent 4" w:uiPriority="52"/>
-    <w:lsdException w:name="Grid Table 1 Light Accent 5" w:uiPriority="46"/>
-    <w:lsdException w:name="Grid Table 2 Accent 5" w:uiPriority="47"/>
-    <w:lsdException w:name="Grid Table 3 Accent 5" w:uiPriority="48"/>
-    <w:lsdException w:name="Grid Table 4 Accent 5" w:uiPriority="49"/>
-    <w:lsdException w:name="Grid Table 5 Dark Accent 5" w:uiPriority="50"/>
-    <w:lsdException w:name="Grid Table 6 Colorful Accent 5" w:uiPriority="51"/>
-    <w:lsdException w:name="Grid Table 7 Colorful Accent 5" w:uiPriority="52"/>
-    <w:lsdException w:name="Grid Table 1 Light Accent 6" w:uiPriority="46"/>
-    <w:lsdException w:name="Grid Table 2 Accent 6" w:uiPriority="47"/>
-    <w:lsdException w:name="Grid Table 3 Accent 6" w:uiPriority="48"/>
-    <w:lsdException w:name="Grid Table 4 Accent 6" w:uiPriority="49"/>
-    <w:lsdException w:name="Grid Table 5 Dark Accent 6" w:uiPriority="50"/>
-    <w:lsdException w:name="Grid Table 6 Colorful Accent 6" w:uiPriority="51"/>
-    <w:lsdException w:name="Grid Table 7 Colorful Accent 6" w:uiPriority="52"/>
-    <w:lsdException w:name="List Table 1 Light" w:uiPriority="46"/>
-    <w:lsdException w:name="List Table 2" w:uiPriority="47"/>
-    <w:lsdException w:name="List Table 3" w:uiPriority="48"/>
-    <w:lsdException w:name="List Table 4" w:uiPriority="49"/>
-    <w:lsdException w:name="List Table 5 Dark" w:uiPriority="50"/>
-    <w:lsdException w:name="List Table 6 Colorful" w:uiPriority="51"/>
-    <w:lsdException w:name="List Table 7 Colorful" w:uiPriority="52"/>
-    <w:lsdException w:name="List Table 1 Light Accent 1" w:uiPriority="46"/>
-    <w:lsdException w:name="List Table 2 Accent 1" w:uiPriority="47"/>
-    <w:lsdException w:name="List Table 3 Accent 1" w:uiPriority="48"/>
-    <w:lsdException w:name="List Table 4 Accent 1" w:uiPriority="49"/>
-    <w:lsdException w:name="List Table 5 Dark Accent 1" w:uiPriority="50"/>
-    <w:lsdException w:name="List Table 6 Colorful Accent 1" w:uiPriority="51"/>
-    <w:lsdException w:name="List Table 7 Colorful Accent 1" w:uiPriority="52"/>
-    <w:lsdException w:name="List Table 1 Light Accent 2" w:uiPriority="46"/>
-    <w:lsdException w:name="List Table 2 Accent 2" w:uiPriority="47"/>
-    <w:lsdException w:name="List Table 3 Accent 2" w:uiPriority="48"/>
-    <w:lsdException w:name="List Table 4 Accent 2" w:uiPriority="49"/>
-    <w:lsdException w:name="List Table 5 Dark Accent 2" w:uiPriority="50"/>
-    <w:lsdException w:name="List Table 6 Colorful Accent 2" w:uiPriority="51"/>
-    <w:lsdException w:name="List Table 7 Colorful Accent 2" w:uiPriority="52"/>
-    <w:lsdException w:name="List Table 1 Light Accent 3" w:uiPriority="46"/>
-    <w:lsdException w:name="List Table 2 Accent 3" w:uiPriority="47"/>
-    <w:lsdException w:name="List Table 3 Accent 3" w:uiPriority="48"/>
-    <w:lsdException w:name="List Table 4 Accent 3" w:uiPriority="49"/>
-    <w:lsdException w:name="List Table 5 Dark Accent 3" w:uiPriority="50"/>
-    <w:lsdException w:name="List Table 6 Colorful Accent 3" w:uiPriority="51"/>
-    <w:lsdException w:name="List Table 7 Colorful Accent 3" w:uiPriority="52"/>
-    <w:lsdException w:name="List Table 1 Light Accent 4" w:uiPriority="46"/>
-    <w:lsdException w:name="List Table 2 Accent 4" w:uiPriority="47"/>
-    <w:lsdException w:name="List Table 3 Accent 4" w:uiPriority="48"/>
-    <w:lsdException w:name="List Table 4 Accent 4" w:uiPriority="49"/>
-    <w:lsdException w:name="List Table 5 Dark Accent 4" w:uiPriority="50"/>
-    <w:lsdException w:name="List Table 6 Colorful Accent 4" w:uiPriority="51"/>
-    <w:lsdException w:name="List Table 7 Colorful Accent 4" w:uiPriority="52"/>
-    <w:lsdException w:name="List Table 1 Light Accent 5" w:uiPriority="46"/>
-    <w:lsdException w:name="List Table 2 Accent 5" w:uiPriority="47"/>
-    <w:lsdException w:name="List Table 3 Accent 5" w:uiPriority="48"/>
-    <w:lsdException w:name="List Table 4 Accent 5" w:uiPriority="49"/>
-    <w:lsdException w:name="List Table 5 Dark Accent 5" w:uiPriority="50"/>
-    <w:lsdException w:name="List Table 6 Colorful Accent 5" w:uiPriority="51"/>
-    <w:lsdException w:name="List Table 7 Colorful Accent 5" w:uiPriority="52"/>
-    <w:lsdException w:name="List Table 1 Light Accent 6" w:uiPriority="46"/>
-    <w:lsdException w:name="List Table 2 Accent 6" w:uiPriority="47"/>
-    <w:lsdException w:name="List Table 3 Accent 6" w:uiPriority="48"/>
-    <w:lsdException w:name="List Table 4 Accent 6" w:uiPriority="49"/>
-    <w:lsdException w:name="List Table 5 Dark Accent 6" w:uiPriority="50"/>
-    <w:lsdException w:name="List Table 6 Colorful Accent 6" w:uiPriority="51"/>
-    <w:lsdException w:name="List Table 7 Colorful Accent 6" w:uiPriority="52"/>
-    <w:lsdException w:name="Mention" w:semiHidden="1" w:unhideWhenUsed="1"/>
-    <w:lsdException w:name="Smart Hyperlink" w:semiHidden="1" w:unhideWhenUsed="1"/>
-    <w:lsdException w:name="Hashtag" w:semiHidden="1" w:unhideWhenUsed="1"/>
-    <w:lsdException w:name="Unresolved Mention" w:semiHidden="1" w:unhideWhenUsed="1"/>
-    <w:lsdException w:name="Smart Link" w:semiHidden="1" w:unhideWhenUsed="1"/>
-  </w:latentStyles>
-  <w:style w:type="paragraph" w:default="1" w:styleId="Normal">
-    <w:name w:val="Normal"/>
-    <w:qFormat/>
-  </w:style>
-  <w:style w:type="character" w:default="1" w:styleId="DefaultParagraphFont">
-    <w:name w:val="Default Paragraph Font"/>
-    <w:uiPriority w:val="1"/>
-    <w:semiHidden/>
-    <w:unhideWhenUsed/>
-  </w:style>
-  <w:style w:type="table" w:default="1" w:styleId="TableNormal">
-    <w:name w:val="Normal Table"/>
-    <w:uiPriority w:val="99"/>
-    <w:semiHidden/>
-    <w:unhideWhenUsed/>
-    <w:tblPr>
-      <w:tblInd w:w="0" w:type="dxa"/>
-      <w:tblCellMar>
-        <w:top w:w="0" w:type="dxa"/>
-        <w:left w:w="108" w:type="dxa"/>
-        <w:bottom w:w="0" w:type="dxa"/>
-        <w:right w:w="108" w:type="dxa"/>
-      </w:tblCellMar>
-    </w:tblPr>
-  </w:style>
-  <w:style w:type="numbering" w:default="1" w:styleId="NoList">
-    <w:name w:val="No List"/>
-    <w:uiPriority w:val="99"/>
-    <w:semiHidden/>
-    <w:unhideWhenUsed/>
-  </w:style>
-  <w:style w:type="paragraph" w:customStyle="1" w:styleId="B4EC7A693D9C0B4A953813D2C6BC50A1">
-    <w:name w:val="B4EC7A693D9C0B4A953813D2C6BC50A1"/>
-  </w:style>
-  <w:style w:type="paragraph" w:customStyle="1" w:styleId="AD2E3657B2AC894DAF61C29D506F48DC">
-    <w:name w:val="AD2E3657B2AC894DAF61C29D506F48DC"/>
-  </w:style>
-  <w:style w:type="paragraph" w:customStyle="1" w:styleId="E2378FC1346E0C4D91698696794F2F33">
-    <w:name w:val="E2378FC1346E0C4D91698696794F2F33"/>
-  </w:style>
-  <w:style w:type="paragraph" w:customStyle="1" w:styleId="092C09F34A3D6D49A100680D35A17F77">
-    <w:name w:val="092C09F34A3D6D49A100680D35A17F77"/>
-  </w:style>
-  <w:style w:type="paragraph" w:customStyle="1" w:styleId="8959FADC27FC5B41B451ED2599D54940">
-    <w:name w:val="8959FADC27FC5B41B451ED2599D54940"/>
-    <w:rsid w:val="00846A6E"/>
-  </w:style>
-  <w:style w:type="paragraph" w:customStyle="1" w:styleId="72A721069C976F48BABB4C73C2CD25C3">
-    <w:name w:val="72A721069C976F48BABB4C73C2CD25C3"/>
-    <w:rsid w:val="00846A6E"/>
-  </w:style>
-  <w:style w:type="paragraph" w:customStyle="1" w:styleId="FCFB76AABBCCFF4C8242EEBE8452F948">
-    <w:name w:val="FCFB76AABBCCFF4C8242EEBE8452F948"/>
-    <w:rsid w:val="00846A6E"/>
-  </w:style>
-  <w:style w:type="paragraph" w:customStyle="1" w:styleId="06EF20D60B7F7F478ABDF266254DA19C">
-    <w:name w:val="06EF20D60B7F7F478ABDF266254DA19C"/>
-    <w:rsid w:val="00846A6E"/>
-  </w:style>
-  <w:style w:type="paragraph" w:customStyle="1" w:styleId="0BD53DC00CBE2C448EDF90EF3A83E497">
-    <w:name w:val="0BD53DC00CBE2C448EDF90EF3A83E497"/>
-    <w:rsid w:val="00846A6E"/>
-  </w:style>
-  <w:style w:type="character" w:styleId="PlaceholderText">
-    <w:name w:val="Placeholder Text"/>
-    <w:basedOn w:val="DefaultParagraphFont"/>
-    <w:uiPriority w:val="99"/>
-    <w:semiHidden/>
-    <w:rsid w:val="00D32A53"/>
-    <w:rPr>
-      <w:color w:val="808080"/>
-    </w:rPr>
-  </w:style>
-  <w:style w:type="paragraph" w:customStyle="1" w:styleId="88A39E8DA8A547C4917D1DC6251E4E1C1">
-    <w:name w:val="88A39E8DA8A547C4917D1DC6251E4E1C1"/>
-    <w:rsid w:val="00D32A53"/>
-    <w:pPr>
-      <w:spacing w:before="120" w:after="120"/>
-      <w:jc w:val="center"/>
-    </w:pPr>
-    <w:rPr>
-      <w:rFonts w:ascii="Segoe UI" w:eastAsiaTheme="minorHAnsi" w:hAnsi="Segoe UI"/>
-      <w:color w:val="FFFFFF" w:themeColor="background1"/>
-      <w:kern w:val="20"/>
-      <w:szCs w:val="20"/>
-      <w:lang w:eastAsia="ja-JP"/>
-    </w:rPr>
-  </w:style>
-  <w:style w:type="paragraph" w:customStyle="1" w:styleId="2A93488497ACEF4DA743F971B89301C72">
-    <w:name w:val="2A93488497ACEF4DA743F971B89301C72"/>
-    <w:rsid w:val="00D32A53"/>
-    <w:pPr>
-      <w:spacing w:before="120" w:after="120"/>
-      <w:jc w:val="center"/>
-    </w:pPr>
-    <w:rPr>
-      <w:rFonts w:ascii="Segoe UI" w:eastAsiaTheme="minorHAnsi" w:hAnsi="Segoe UI"/>
-      <w:color w:val="FFFFFF" w:themeColor="background1"/>
-      <w:kern w:val="20"/>
-      <w:szCs w:val="20"/>
-      <w:lang w:eastAsia="ja-JP"/>
-    </w:rPr>
-  </w:style>
-  <w:style w:type="paragraph" w:customStyle="1" w:styleId="B8C2B1FAB575AB4CB36F7E592EA117542">
-    <w:name w:val="B8C2B1FAB575AB4CB36F7E592EA117542"/>
-    <w:rsid w:val="00D32A53"/>
-    <w:pPr>
-      <w:spacing w:before="120" w:after="120"/>
-      <w:jc w:val="center"/>
-    </w:pPr>
-    <w:rPr>
-      <w:rFonts w:ascii="Segoe UI" w:eastAsiaTheme="minorHAnsi" w:hAnsi="Segoe UI"/>
-      <w:color w:val="FFFFFF" w:themeColor="background1"/>
-      <w:kern w:val="20"/>
-      <w:szCs w:val="20"/>
-      <w:lang w:eastAsia="ja-JP"/>
-    </w:rPr>
-  </w:style>
-  <w:style w:type="paragraph" w:customStyle="1" w:styleId="BC61AA0DC0FAAC45B69578D2C6301F4F2">
-    <w:name w:val="BC61AA0DC0FAAC45B69578D2C6301F4F2"/>
-    <w:rsid w:val="00D32A53"/>
-    <w:pPr>
-      <w:spacing w:before="120" w:after="120"/>
-      <w:jc w:val="center"/>
-    </w:pPr>
-    <w:rPr>
-      <w:rFonts w:ascii="Segoe UI" w:eastAsiaTheme="minorHAnsi" w:hAnsi="Segoe UI"/>
-      <w:color w:val="FFFFFF" w:themeColor="background1"/>
-      <w:kern w:val="20"/>
-      <w:szCs w:val="20"/>
-      <w:lang w:eastAsia="ja-JP"/>
-    </w:rPr>
-  </w:style>
-</w:styles>
-</file>
-
-<file path=word/glossary/webSettings2.xml><?xml version="1.0" encoding="utf-8"?>
-<w:webSettings xmlns:mc="http://schemas.openxmlformats.org/markup-compatibility/2006" xmlns:r="http://schemas.openxmlformats.org/officeDocument/2006/relationships" xmlns:w="http://schemas.openxmlformats.org/wordprocessingml/2006/main" xmlns:w14="http://schemas.microsoft.com/office/word/2010/wordml" xmlns:w15="http://schemas.microsoft.com/office/word/2012/wordml" xmlns:w16cex="http://schemas.microsoft.com/office/word/2018/wordml/cex" xmlns:w16cid="http://schemas.microsoft.com/office/word/2016/wordml/cid" xmlns:w16="http://schemas.microsoft.com/office/word/2018/wordml" xmlns:w16sdtdh="http://schemas.microsoft.com/office/word/2020/wordml/sdtdatahash" xmlns:w16se="http://schemas.microsoft.com/office/word/2015/wordml/symex" mc:Ignorable="w14 w15 w16se w16cid w16 w16cex w16sdtdh">
-  <w:optimizeForBrowser/>
-  <w:allowPNG/>
-</w:webSettings>
-</file>
-
 <file path=word/theme/theme11.xml><?xml version="1.0" encoding="utf-8"?>
 <a:theme xmlns:a="http://schemas.openxmlformats.org/drawingml/2006/main" name="Office Theme">
   <a:themeElements>
@@ -3956,359 +2746,6 @@
 </a:theme>
 </file>
 
-<file path=customXml/item13.xml><?xml version="1.0" encoding="utf-8"?>
-<b:Sources xmlns:b="http://schemas.openxmlformats.org/officeDocument/2006/bibliography" xmlns="http://schemas.openxmlformats.org/officeDocument/2006/bibliography" SelectedStyle="/APASixthEditionOfficeOnline.xsl" StyleName="APA" Version="6"/>
-</file>
-
-<file path=customXml/item24.xml><?xml version="1.0" encoding="utf-8"?>
-<ct:contentTypeSchema xmlns:ct="http://schemas.microsoft.com/office/2006/metadata/contentType" xmlns:ma="http://schemas.microsoft.com/office/2006/metadata/properties/metaAttributes" ct:_="" ma:_="" ma:contentTypeName="Document" ma:contentTypeID="0x01010079F111ED35F8CC479449609E8A0923A6" ma:contentTypeVersion="26" ma:contentTypeDescription="Create a new document." ma:contentTypeScope="" ma:versionID="ac37c1753acd5e330d2062ccec26ea66">
-  <xsd:schema xmlns:xsd="http://www.w3.org/2001/XMLSchema" xmlns:xs="http://www.w3.org/2001/XMLSchema" xmlns:p="http://schemas.microsoft.com/office/2006/metadata/properties" xmlns:ns1="http://schemas.microsoft.com/sharepoint/v3" xmlns:ns2="71af3243-3dd4-4a8d-8c0d-dd76da1f02a5" xmlns:ns3="16c05727-aa75-4e4a-9b5f-8a80a1165891" xmlns:ns4="230e9df3-be65-4c73-a93b-d1236ebd677e" targetNamespace="http://schemas.microsoft.com/office/2006/metadata/properties" ma:root="true" ma:fieldsID="3b340c7101c92c5120abd06486f94548" ns1:_="" ns2:_="" ns3:_="" ns4:_="">
-    <xsd:import namespace="http://schemas.microsoft.com/sharepoint/v3"/>
-    <xsd:import namespace="71af3243-3dd4-4a8d-8c0d-dd76da1f02a5"/>
-    <xsd:import namespace="16c05727-aa75-4e4a-9b5f-8a80a1165891"/>
-    <xsd:import namespace="230e9df3-be65-4c73-a93b-d1236ebd677e"/>
-    <xsd:element name="properties">
-      <xsd:complexType>
-        <xsd:sequence>
-          <xsd:element name="documentManagement">
-            <xsd:complexType>
-              <xsd:all>
-                <xsd:element ref="ns2:Status" minOccurs="0"/>
-                <xsd:element ref="ns2:Image" minOccurs="0"/>
-                <xsd:element ref="ns2:MediaServiceMetadata" minOccurs="0"/>
-                <xsd:element ref="ns2:MediaServiceFastMetadata" minOccurs="0"/>
-                <xsd:element ref="ns2:MediaServiceOCR" minOccurs="0"/>
-                <xsd:element ref="ns2:MediaServiceAutoTags" minOccurs="0"/>
-                <xsd:element ref="ns2:MediaServiceEventHashCode" minOccurs="0"/>
-                <xsd:element ref="ns2:MediaServiceGenerationTime" minOccurs="0"/>
-                <xsd:element ref="ns3:SharedWithUsers" minOccurs="0"/>
-                <xsd:element ref="ns3:SharedWithDetails" minOccurs="0"/>
-                <xsd:element ref="ns2:MediaServiceAutoKeyPoints" minOccurs="0"/>
-                <xsd:element ref="ns2:MediaServiceKeyPoints" minOccurs="0"/>
-                <xsd:element ref="ns2:MediaServiceDateTaken" minOccurs="0"/>
-                <xsd:element ref="ns1:_ip_UnifiedCompliancePolicyProperties" minOccurs="0"/>
-                <xsd:element ref="ns1:_ip_UnifiedCompliancePolicyUIAction" minOccurs="0"/>
-                <xsd:element ref="ns4:TaxCatchAll" minOccurs="0"/>
-                <xsd:element ref="ns2:ImageTagsTaxHTField" minOccurs="0"/>
-                <xsd:element ref="ns2:MediaServiceLocation" minOccurs="0"/>
-                <xsd:element ref="ns2:MediaLengthInSeconds" minOccurs="0"/>
-                <xsd:element ref="ns2:Background" minOccurs="0"/>
-                <xsd:element ref="ns2:MediaServiceSearchProperties" minOccurs="0"/>
-                <xsd:element ref="ns2:MediaServiceDocTags" minOccurs="0"/>
-              </xsd:all>
-            </xsd:complexType>
-          </xsd:element>
-        </xsd:sequence>
-      </xsd:complexType>
-    </xsd:element>
-  </xsd:schema>
-  <xsd:schema xmlns:xsd="http://www.w3.org/2001/XMLSchema" xmlns:xs="http://www.w3.org/2001/XMLSchema" xmlns:dms="http://schemas.microsoft.com/office/2006/documentManagement/types" xmlns:pc="http://schemas.microsoft.com/office/infopath/2007/PartnerControls" targetNamespace="http://schemas.microsoft.com/sharepoint/v3" elementFormDefault="qualified">
-    <xsd:import namespace="http://schemas.microsoft.com/office/2006/documentManagement/types"/>
-    <xsd:import namespace="http://schemas.microsoft.com/office/infopath/2007/PartnerControls"/>
-    <xsd:element name="_ip_UnifiedCompliancePolicyProperties" ma:index="20" nillable="true" ma:displayName="Unified Compliance Policy Properties" ma:hidden="true" ma:internalName="_ip_UnifiedCompliancePolicyProperties" ma:readOnly="false">
-      <xsd:simpleType>
-        <xsd:restriction base="dms:Note"/>
-      </xsd:simpleType>
-    </xsd:element>
-    <xsd:element name="_ip_UnifiedCompliancePolicyUIAction" ma:index="21" nillable="true" ma:displayName="Unified Compliance Policy UI Action" ma:hidden="true" ma:internalName="_ip_UnifiedCompliancePolicyUIAction" ma:readOnly="false">
-      <xsd:simpleType>
-        <xsd:restriction base="dms:Text"/>
-      </xsd:simpleType>
-    </xsd:element>
-  </xsd:schema>
-  <xsd:schema xmlns:xsd="http://www.w3.org/2001/XMLSchema" xmlns:xs="http://www.w3.org/2001/XMLSchema" xmlns:dms="http://schemas.microsoft.com/office/2006/documentManagement/types" xmlns:pc="http://schemas.microsoft.com/office/infopath/2007/PartnerControls" targetNamespace="71af3243-3dd4-4a8d-8c0d-dd76da1f02a5" elementFormDefault="qualified">
-    <xsd:import namespace="http://schemas.microsoft.com/office/2006/documentManagement/types"/>
-    <xsd:import namespace="http://schemas.microsoft.com/office/infopath/2007/PartnerControls"/>
-    <xsd:element name="Status" ma:index="2" nillable="true" ma:displayName="Status" ma:default="Not started" ma:format="Dropdown" ma:internalName="Status" ma:readOnly="false">
-      <xsd:simpleType>
-        <xsd:restriction base="dms:Choice">
-          <xsd:enumeration value="Not started"/>
-          <xsd:enumeration value="In Progress"/>
-          <xsd:enumeration value="Completed"/>
-        </xsd:restriction>
-      </xsd:simpleType>
-    </xsd:element>
-    <xsd:element name="Image" ma:index="3" nillable="true" ma:displayName="Image" ma:format="Image" ma:internalName="Image" ma:readOnly="false">
-      <xsd:complexType>
-        <xsd:complexContent>
-          <xsd:extension base="dms:URL">
-            <xsd:sequence>
-              <xsd:element name="Url" type="dms:ValidUrl" minOccurs="0" nillable="true"/>
-              <xsd:element name="Description" type="xsd:string" nillable="true"/>
-            </xsd:sequence>
-          </xsd:extension>
-        </xsd:complexContent>
-      </xsd:complexType>
-    </xsd:element>
-    <xsd:element name="MediaServiceMetadata" ma:index="8" nillable="true" ma:displayName="MediaServiceMetadata" ma:hidden="true" ma:internalName="MediaServiceMetadata" ma:readOnly="true">
-      <xsd:simpleType>
-        <xsd:restriction base="dms:Note"/>
-      </xsd:simpleType>
-    </xsd:element>
-    <xsd:element name="MediaServiceFastMetadata" ma:index="9" nillable="true" ma:displayName="MediaServiceFastMetadata" ma:hidden="true" ma:internalName="MediaServiceFastMetadata" ma:readOnly="true">
-      <xsd:simpleType>
-        <xsd:restriction base="dms:Note"/>
-      </xsd:simpleType>
-    </xsd:element>
-    <xsd:element name="MediaServiceOCR" ma:index="10" nillable="true" ma:displayName="MediaServiceOCR" ma:hidden="true" ma:internalName="MediaServiceOCR" ma:readOnly="true">
-      <xsd:simpleType>
-        <xsd:restriction base="dms:Note"/>
-      </xsd:simpleType>
-    </xsd:element>
-    <xsd:element name="MediaServiceAutoTags" ma:index="11" nillable="true" ma:displayName="MediaServiceAutoTags" ma:hidden="true" ma:internalName="MediaServiceAutoTags" ma:readOnly="true">
-      <xsd:simpleType>
-        <xsd:restriction base="dms:Text"/>
-      </xsd:simpleType>
-    </xsd:element>
-    <xsd:element name="MediaServiceEventHashCode" ma:index="12" nillable="true" ma:displayName="MediaServiceEventHashCode" ma:hidden="true" ma:internalName="MediaServiceEventHashCode" ma:readOnly="true">
-      <xsd:simpleType>
-        <xsd:restriction base="dms:Text"/>
-      </xsd:simpleType>
-    </xsd:element>
-    <xsd:element name="MediaServiceGenerationTime" ma:index="13" nillable="true" ma:displayName="MediaServiceGenerationTime" ma:hidden="true" ma:internalName="MediaServiceGenerationTime" ma:readOnly="true">
-      <xsd:simpleType>
-        <xsd:restriction base="dms:Text"/>
-      </xsd:simpleType>
-    </xsd:element>
-    <xsd:element name="MediaServiceAutoKeyPoints" ma:index="16" nillable="true" ma:displayName="MediaServiceAutoKeyPoints" ma:hidden="true" ma:internalName="MediaServiceAutoKeyPoints" ma:readOnly="true">
-      <xsd:simpleType>
-        <xsd:restriction base="dms:Note"/>
-      </xsd:simpleType>
-    </xsd:element>
-    <xsd:element name="MediaServiceKeyPoints" ma:index="17" nillable="true" ma:displayName="KeyPoints" ma:hidden="true" ma:internalName="MediaServiceKeyPoints" ma:readOnly="false">
-      <xsd:simpleType>
-        <xsd:restriction base="dms:Note"/>
-      </xsd:simpleType>
-    </xsd:element>
-    <xsd:element name="MediaServiceDateTaken" ma:index="18" nillable="true" ma:displayName="MediaServiceDateTaken" ma:hidden="true" ma:internalName="MediaServiceDateTaken" ma:readOnly="true">
-      <xsd:simpleType>
-        <xsd:restriction base="dms:Text"/>
-      </xsd:simpleType>
-    </xsd:element>
-    <xsd:element name="ImageTagsTaxHTField" ma:index="25" nillable="true" ma:taxonomy="true" ma:internalName="ImageTagsTaxHTField" ma:taxonomyFieldName="MediaServiceImageTags" ma:displayName="Image Tags" ma:readOnly="false" ma:fieldId="{5cf76f15-5ced-4ddc-b409-7134ff3c332f}" ma:taxonomyMulti="true" ma:sspId="e385fb40-52d4-4fae-9c5b-3e8ff8a5878e" ma:termSetId="09814cd3-568e-fe90-9814-8d621ff8fb84" ma:anchorId="fba54fb3-c3e1-fe81-a776-ca4b69148c4d" ma:open="true" ma:isKeyword="false">
-      <xsd:complexType>
-        <xsd:sequence>
-          <xsd:element ref="pc:Terms" minOccurs="0" maxOccurs="1"/>
-        </xsd:sequence>
-      </xsd:complexType>
-    </xsd:element>
-    <xsd:element name="MediaServiceLocation" ma:index="26" nillable="true" ma:displayName="Location" ma:hidden="true" ma:internalName="MediaServiceLocation" ma:readOnly="true">
-      <xsd:simpleType>
-        <xsd:restriction base="dms:Text"/>
-      </xsd:simpleType>
-    </xsd:element>
-    <xsd:element name="MediaLengthInSeconds" ma:index="27" nillable="true" ma:displayName="MediaLengthInSeconds" ma:hidden="true" ma:internalName="MediaLengthInSeconds" ma:readOnly="true">
-      <xsd:simpleType>
-        <xsd:restriction base="dms:Unknown"/>
-      </xsd:simpleType>
-    </xsd:element>
-    <xsd:element name="Background" ma:index="28" nillable="true" ma:displayName="Background" ma:default="0" ma:format="Dropdown" ma:internalName="Background">
-      <xsd:simpleType>
-        <xsd:restriction base="dms:Boolean"/>
-      </xsd:simpleType>
-    </xsd:element>
-    <xsd:element name="MediaServiceSearchProperties" ma:index="29" nillable="true" ma:displayName="MediaServiceSearchProperties" ma:hidden="true" ma:internalName="MediaServiceSearchProperties" ma:readOnly="true">
-      <xsd:simpleType>
-        <xsd:restriction base="dms:Note"/>
-      </xsd:simpleType>
-    </xsd:element>
-    <xsd:element name="MediaServiceDocTags" ma:index="30" nillable="true" ma:displayName="MediaServiceDocTags" ma:hidden="true" ma:internalName="MediaServiceDocTags" ma:readOnly="true">
-      <xsd:simpleType>
-        <xsd:restriction base="dms:Note"/>
-      </xsd:simpleType>
-    </xsd:element>
-  </xsd:schema>
-  <xsd:schema xmlns:xsd="http://www.w3.org/2001/XMLSchema" xmlns:xs="http://www.w3.org/2001/XMLSchema" xmlns:dms="http://schemas.microsoft.com/office/2006/documentManagement/types" xmlns:pc="http://schemas.microsoft.com/office/infopath/2007/PartnerControls" targetNamespace="16c05727-aa75-4e4a-9b5f-8a80a1165891" elementFormDefault="qualified">
-    <xsd:import namespace="http://schemas.microsoft.com/office/2006/documentManagement/types"/>
-    <xsd:import namespace="http://schemas.microsoft.com/office/infopath/2007/PartnerControls"/>
-    <xsd:element name="SharedWithUsers" ma:index="14" nillable="true" ma:displayName="Shared With" ma:hidden="true" ma:internalName="SharedWithUsers" ma:readOnly="true">
-      <xsd:complexType>
-        <xsd:complexContent>
-          <xsd:extension base="dms:UserMulti">
-            <xsd:sequence>
-              <xsd:element name="UserInfo" minOccurs="0" maxOccurs="unbounded">
-                <xsd:complexType>
-                  <xsd:sequence>
-                    <xsd:element name="DisplayName" type="xsd:string" minOccurs="0"/>
-                    <xsd:element name="AccountId" type="dms:UserId" minOccurs="0" nillable="true"/>
-                    <xsd:element name="AccountType" type="xsd:string" minOccurs="0"/>
-                  </xsd:sequence>
-                </xsd:complexType>
-              </xsd:element>
-            </xsd:sequence>
-          </xsd:extension>
-        </xsd:complexContent>
-      </xsd:complexType>
-    </xsd:element>
-    <xsd:element name="SharedWithDetails" ma:index="15" nillable="true" ma:displayName="Shared With Details" ma:hidden="true" ma:internalName="SharedWithDetails" ma:readOnly="true">
-      <xsd:simpleType>
-        <xsd:restriction base="dms:Note"/>
-      </xsd:simpleType>
-    </xsd:element>
-  </xsd:schema>
-  <xsd:schema xmlns:xsd="http://www.w3.org/2001/XMLSchema" xmlns:xs="http://www.w3.org/2001/XMLSchema" xmlns:dms="http://schemas.microsoft.com/office/2006/documentManagement/types" xmlns:pc="http://schemas.microsoft.com/office/infopath/2007/PartnerControls" targetNamespace="230e9df3-be65-4c73-a93b-d1236ebd677e" elementFormDefault="qualified">
-    <xsd:import namespace="http://schemas.microsoft.com/office/2006/documentManagement/types"/>
-    <xsd:import namespace="http://schemas.microsoft.com/office/infopath/2007/PartnerControls"/>
-    <xsd:element name="TaxCatchAll" ma:index="23" nillable="true" ma:displayName="Taxonomy Catch All Column" ma:hidden="true" ma:list="{3f6bfcbc-3db3-4ae6-bd76-326f0798ad28}" ma:internalName="TaxCatchAll" ma:readOnly="false" ma:showField="CatchAllData" ma:web="16c05727-aa75-4e4a-9b5f-8a80a1165891">
-      <xsd:complexType>
-        <xsd:complexContent>
-          <xsd:extension base="dms:MultiChoiceLookup">
-            <xsd:sequence>
-              <xsd:element name="Value" type="dms:Lookup" maxOccurs="unbounded" minOccurs="0" nillable="true"/>
-            </xsd:sequence>
-          </xsd:extension>
-        </xsd:complexContent>
-      </xsd:complexType>
-    </xsd:element>
-  </xsd:schema>
-  <xsd:schema xmlns="http://schemas.openxmlformats.org/package/2006/metadata/core-properties" xmlns:xsd="http://www.w3.org/2001/XMLSchema" xmlns:xsi="http://www.w3.org/2001/XMLSchema-instance" xmlns:dc="http://purl.org/dc/elements/1.1/" xmlns:dcterms="http://purl.org/dc/terms/" xmlns:odoc="http://schemas.microsoft.com/internal/obd" targetNamespace="http://schemas.openxmlformats.org/package/2006/metadata/core-properties" elementFormDefault="qualified" attributeFormDefault="unqualified" blockDefault="#all">
-    <xsd:import namespace="http://purl.org/dc/elements/1.1/" schemaLocation="http://dublincore.org/schemas/xmls/qdc/2003/04/02/dc.xsd"/>
-    <xsd:import namespace="http://purl.org/dc/terms/" schemaLocation="http://dublincore.org/schemas/xmls/qdc/2003/04/02/dcterms.xsd"/>
-    <xsd:element name="coreProperties" type="CT_coreProperties"/>
-    <xsd:complexType name="CT_coreProperties">
-      <xsd:all>
-        <xsd:element ref="dc:creator" minOccurs="0" maxOccurs="1"/>
-        <xsd:element ref="dcterms:created" minOccurs="0" maxOccurs="1"/>
-        <xsd:element ref="dc:identifier" minOccurs="0" maxOccurs="1"/>
-        <xsd:element name="contentType" minOccurs="0" maxOccurs="1" type="xsd:string" ma:displayName="Content Type"/>
-        <xsd:element ref="dc:title" minOccurs="0" maxOccurs="1" ma:index="1" ma:displayName="Title"/>
-        <xsd:element ref="dc:subject" minOccurs="0" maxOccurs="1"/>
-        <xsd:element ref="dc:description" minOccurs="0" maxOccurs="1"/>
-        <xsd:element name="keywords" minOccurs="0" maxOccurs="1" type="xsd:string"/>
-        <xsd:element ref="dc:language" minOccurs="0" maxOccurs="1"/>
-        <xsd:element name="category" minOccurs="0" maxOccurs="1" type="xsd:string"/>
-        <xsd:element name="version" minOccurs="0" maxOccurs="1" type="xsd:string"/>
-        <xsd:element name="revision" minOccurs="0" maxOccurs="1" type="xsd:string">
-          <xsd:annotation>
-            <xsd:documentation>
-                        This value indicates the number of saves or revisions. The application is responsible for updating this value after each revision.
-                    </xsd:documentation>
-          </xsd:annotation>
-        </xsd:element>
-        <xsd:element name="lastModifiedBy" minOccurs="0" maxOccurs="1" type="xsd:string"/>
-        <xsd:element ref="dcterms:modified" minOccurs="0" maxOccurs="1"/>
-        <xsd:element name="contentStatus" minOccurs="0" maxOccurs="1" type="xsd:string"/>
-      </xsd:all>
-    </xsd:complexType>
-  </xsd:schema>
-  <xs:schema xmlns:pc="http://schemas.microsoft.com/office/infopath/2007/PartnerControls" xmlns:xs="http://www.w3.org/2001/XMLSchema" targetNamespace="http://schemas.microsoft.com/office/infopath/2007/PartnerControls" elementFormDefault="qualified" attributeFormDefault="unqualified">
-    <xs:element name="Person">
-      <xs:complexType>
-        <xs:sequence>
-          <xs:element ref="pc:DisplayName" minOccurs="0"/>
-          <xs:element ref="pc:AccountId" minOccurs="0"/>
-          <xs:element ref="pc:AccountType" minOccurs="0"/>
-        </xs:sequence>
-      </xs:complexType>
-    </xs:element>
-    <xs:element name="DisplayName" type="xs:string"/>
-    <xs:element name="AccountId" type="xs:string"/>
-    <xs:element name="AccountType" type="xs:string"/>
-    <xs:element name="BDCAssociatedEntity">
-      <xs:complexType>
-        <xs:sequence>
-          <xs:element ref="pc:BDCEntity" minOccurs="0" maxOccurs="unbounded"/>
-        </xs:sequence>
-        <xs:attribute ref="pc:EntityNamespace"/>
-        <xs:attribute ref="pc:EntityName"/>
-        <xs:attribute ref="pc:SystemInstanceName"/>
-        <xs:attribute ref="pc:AssociationName"/>
-      </xs:complexType>
-    </xs:element>
-    <xs:attribute name="EntityNamespace" type="xs:string"/>
-    <xs:attribute name="EntityName" type="xs:string"/>
-    <xs:attribute name="SystemInstanceName" type="xs:string"/>
-    <xs:attribute name="AssociationName" type="xs:string"/>
-    <xs:element name="BDCEntity">
-      <xs:complexType>
-        <xs:sequence>
-          <xs:element ref="pc:EntityDisplayName" minOccurs="0"/>
-          <xs:element ref="pc:EntityInstanceReference" minOccurs="0"/>
-          <xs:element ref="pc:EntityId1" minOccurs="0"/>
-          <xs:element ref="pc:EntityId2" minOccurs="0"/>
-          <xs:element ref="pc:EntityId3" minOccurs="0"/>
-          <xs:element ref="pc:EntityId4" minOccurs="0"/>
-          <xs:element ref="pc:EntityId5" minOccurs="0"/>
-        </xs:sequence>
-      </xs:complexType>
-    </xs:element>
-    <xs:element name="EntityDisplayName" type="xs:string"/>
-    <xs:element name="EntityInstanceReference" type="xs:string"/>
-    <xs:element name="EntityId1" type="xs:string"/>
-    <xs:element name="EntityId2" type="xs:string"/>
-    <xs:element name="EntityId3" type="xs:string"/>
-    <xs:element name="EntityId4" type="xs:string"/>
-    <xs:element name="EntityId5" type="xs:string"/>
-    <xs:element name="Terms">
-      <xs:complexType>
-        <xs:sequence>
-          <xs:element ref="pc:TermInfo" minOccurs="0" maxOccurs="unbounded"/>
-        </xs:sequence>
-      </xs:complexType>
-    </xs:element>
-    <xs:element name="TermInfo">
-      <xs:complexType>
-        <xs:sequence>
-          <xs:element ref="pc:TermName" minOccurs="0"/>
-          <xs:element ref="pc:TermId" minOccurs="0"/>
-        </xs:sequence>
-      </xs:complexType>
-    </xs:element>
-    <xs:element name="TermName" type="xs:string"/>
-    <xs:element name="TermId" type="xs:string"/>
-  </xs:schema>
-</ct:contentTypeSchema>
-</file>
-
-<file path=customXml/item32.xml><?xml version="1.0" encoding="utf-8"?>
-<?mso-contentType ?>
-<FormTemplates xmlns="http://schemas.microsoft.com/sharepoint/v3/contenttype/forms">
-  <Display>DocumentLibraryForm</Display>
-  <Edit>DocumentLibraryForm</Edit>
-  <New>DocumentLibraryForm</New>
-</FormTemplates>
-</file>
-
-<file path=customXml/item4.xml><?xml version="1.0" encoding="utf-8"?>
-<p:properties xmlns:p="http://schemas.microsoft.com/office/2006/metadata/properties" xmlns:xsi="http://www.w3.org/2001/XMLSchema-instance" xmlns:pc="http://schemas.microsoft.com/office/infopath/2007/PartnerControls">
-  <documentManagement>
-    <Background xmlns="71af3243-3dd4-4a8d-8c0d-dd76da1f02a5">false</Background>
-    <Status xmlns="71af3243-3dd4-4a8d-8c0d-dd76da1f02a5">Not started</Status>
-    <_ip_UnifiedCompliancePolicyUIAction xmlns="http://schemas.microsoft.com/sharepoint/v3" xsi:nil="true"/>
-    <Image xmlns="71af3243-3dd4-4a8d-8c0d-dd76da1f02a5">
-      <Url xsi:nil="true"/>
-      <Description xsi:nil="true"/>
-    </Image>
-    <_ip_UnifiedCompliancePolicyProperties xmlns="http://schemas.microsoft.com/sharepoint/v3" xsi:nil="true"/>
-    <ImageTagsTaxHTField xmlns="71af3243-3dd4-4a8d-8c0d-dd76da1f02a5">
-      <Terms xmlns="http://schemas.microsoft.com/office/infopath/2007/PartnerControls"/>
-    </ImageTagsTaxHTField>
-    <TaxCatchAll xmlns="230e9df3-be65-4c73-a93b-d1236ebd677e" xsi:nil="true"/>
-    <MediaServiceKeyPoints xmlns="71af3243-3dd4-4a8d-8c0d-dd76da1f02a5" xsi:nil="true"/>
-  </documentManagement>
-</p:properties>
-</file>
-
-<file path=customXml/itemProps13.xml><?xml version="1.0" encoding="utf-8"?>
-<ds:datastoreItem xmlns:ds="http://schemas.openxmlformats.org/officeDocument/2006/customXml" ds:itemID="{F3788613-EDFC-427A-8EED-872E311E938A}">
-  <ds:schemaRefs>
-    <ds:schemaRef ds:uri="http://schemas.openxmlformats.org/officeDocument/2006/bibliography"/>
-  </ds:schemaRefs>
-</ds:datastoreItem>
-</file>
-
-<file path=customXml/itemProps24.xml><?xml version="1.0" encoding="utf-8"?>
-<ds:datastoreItem xmlns:ds="http://schemas.openxmlformats.org/officeDocument/2006/customXml" ds:itemID="{9EC6FA26-3ADE-4503-AAB9-E0FCFFBAD176}"/>
-</file>
-
-<file path=customXml/itemProps32.xml><?xml version="1.0" encoding="utf-8"?>
-<ds:datastoreItem xmlns:ds="http://schemas.openxmlformats.org/officeDocument/2006/customXml" ds:itemID="{44A5FB04-143E-429F-9925-7FA3BB2EAEA6}"/>
-</file>
-
-<file path=customXml/itemProps41.xml><?xml version="1.0" encoding="utf-8"?>
-<ds:datastoreItem xmlns:ds="http://schemas.openxmlformats.org/officeDocument/2006/customXml" ds:itemID="{01C83A35-E4C8-48C2-9AE8-E6F54389781F}"/>
-</file>
-
 <file path=docMetadata/LabelInfo.xml><?xml version="1.0" encoding="utf-8"?>
 <clbl:labelList xmlns:clbl="http://schemas.microsoft.com/office/2020/mipLabelMetadata"/>
 </file>